--- a/Senda Midas - Mapeo de APIs e Integraciones.docx
+++ b/Senda Midas - Mapeo de APIs e Integraciones.docx
@@ -503,7 +503,7 @@
           <w:sz w:val="22"/>
           <w:szCs w:val="22"/>
         </w:rPr>
-        <w:t xml:space="preserve">La plataforma cuenta actualmente con 5 integraciones activas en producción (JDE + OpenAI), 2 integraciones opcionales (Cognos), y al menos 6 integraciones críticas que aún no existen o dependen de endpoints que TI debe habilitar.</w:t>
+        <w:t xml:space="preserve">La plataforma cuenta actualmente con 5 integraciones activas en producción (JDE + OpenAI), 2 integraciones opcionales (Cognos), y al menos 5 integraciones críticas que aún no existen o dependen de endpoints que TI y otros equipos deben habilitar.</w:t>
       </w:r>
     </w:p>
     <w:tbl>
@@ -2117,7 +2117,7 @@
                 <w:sz w:val="20"/>
                 <w:szCs w:val="20"/>
               </w:rPr>
-              <w:t xml:space="preserve">Nómina proyectada</w:t>
+              <w:t xml:space="preserve">Nómina (TRESS)</w:t>
             </w:r>
           </w:p>
         </w:tc>
@@ -2198,41 +2198,7 @@
               <w:bottom w:val="single" w:color="CCCCCC" w:sz="1"/>
               <w:right w:val="single" w:color="CCCCCC" w:sz="1"/>
             </w:tcBorders>
-            <w:tcMar>
-              <w:top w:type="dxa" w:w="80"/>
-              <w:left w:type="dxa" w:w="120"/>
-              <w:bottom w:type="dxa" w:w="80"/>
-              <w:right w:type="dxa" w:w="120"/>
-            </w:tcMar>
-            <w:vAlign w:val="center"/>
-          </w:tcPr>
-          <w:p>
-            <w:pPr>
-              <w:jc w:val="left"/>
-            </w:pPr>
-            <w:r>
-              <w:rPr>
-                <w:rFonts w:ascii="Arial" w:cs="Arial" w:eastAsia="Arial" w:hAnsi="Arial"/>
-                <w:b w:val="false"/>
-                <w:bCs w:val="false"/>
-                <w:color w:val="333333"/>
-                <w:sz w:val="20"/>
-                <w:szCs w:val="20"/>
-              </w:rPr>
-              <w:t xml:space="preserve"/>
-            </w:r>
-          </w:p>
-        </w:tc>
-        <w:tc>
-          <w:tcPr>
-            <w:tcW w:type="dxa" w:w="1560"/>
-            <w:tcBorders>
-              <w:top w:val="single" w:color="CCCCCC" w:sz="1"/>
-              <w:left w:val="single" w:color="CCCCCC" w:sz="1"/>
-              <w:bottom w:val="single" w:color="CCCCCC" w:sz="1"/>
-              <w:right w:val="single" w:color="CCCCCC" w:sz="1"/>
-            </w:tcBorders>
-            <w:shd w:fill="D6E8F5" w:val="clear"/>
+            <w:shd w:fill="F8D7DA" w:val="clear"/>
             <w:tcMar>
               <w:top w:type="dxa" w:w="80"/>
               <w:left w:type="dxa" w:w="120"/>
@@ -2250,11 +2216,45 @@
                 <w:rFonts w:ascii="Arial" w:cs="Arial" w:eastAsia="Arial" w:hAnsi="Arial"/>
                 <w:b/>
                 <w:bCs/>
-                <w:color w:val="2E75B6"/>
-                <w:sz w:val="20"/>
-                <w:szCs w:val="20"/>
-              </w:rPr>
-              <w:t xml:space="preserve">RECOMENDADO</w:t>
+                <w:color w:val="C0392B"/>
+                <w:sz w:val="20"/>
+                <w:szCs w:val="20"/>
+              </w:rPr>
+              <w:t xml:space="preserve">PENDIENTE</w:t>
+            </w:r>
+          </w:p>
+        </w:tc>
+        <w:tc>
+          <w:tcPr>
+            <w:tcW w:type="dxa" w:w="1560"/>
+            <w:tcBorders>
+              <w:top w:val="single" w:color="CCCCCC" w:sz="1"/>
+              <w:left w:val="single" w:color="CCCCCC" w:sz="1"/>
+              <w:bottom w:val="single" w:color="CCCCCC" w:sz="1"/>
+              <w:right w:val="single" w:color="CCCCCC" w:sz="1"/>
+            </w:tcBorders>
+            <w:tcMar>
+              <w:top w:type="dxa" w:w="80"/>
+              <w:left w:type="dxa" w:w="120"/>
+              <w:bottom w:type="dxa" w:w="80"/>
+              <w:right w:type="dxa" w:w="120"/>
+            </w:tcMar>
+            <w:vAlign w:val="center"/>
+          </w:tcPr>
+          <w:p>
+            <w:pPr>
+              <w:jc w:val="left"/>
+            </w:pPr>
+            <w:r>
+              <w:rPr>
+                <w:rFonts w:ascii="Arial" w:cs="Arial" w:eastAsia="Arial" w:hAnsi="Arial"/>
+                <w:b w:val="false"/>
+                <w:bCs w:val="false"/>
+                <w:color w:val="333333"/>
+                <w:sz w:val="20"/>
+                <w:szCs w:val="20"/>
+              </w:rPr>
+              <w:t xml:space="preserve"/>
             </w:r>
           </w:p>
         </w:tc>
@@ -12172,7 +12172,7 @@
         <w:rPr>
           <w:rFonts w:ascii="Arial" w:cs="Arial" w:eastAsia="Arial" w:hAnsi="Arial"/>
         </w:rPr>
-        <w:t xml:space="preserve">6.1 Nómina proyectada</w:t>
+        <w:t xml:space="preserve">6.1 Nómina proyectada (Sistema TRESS)</w:t>
       </w:r>
     </w:p>
     <w:tbl>
@@ -12366,7 +12366,7 @@
                 <w:sz w:val="20"/>
                 <w:szCs w:val="20"/>
               </w:rPr>
-              <w:t xml:space="preserve">Endpoint sugerido</w:t>
+              <w:t xml:space="preserve">Sistema origen</w:t>
             </w:r>
           </w:p>
         </w:tc>
@@ -12400,7 +12400,7 @@
                 <w:sz w:val="20"/>
                 <w:szCs w:val="20"/>
               </w:rPr>
-              <w:t xml:space="preserve">GET /nomina/{cia}/proyectada</w:t>
+              <w:t xml:space="preserve">TRESS (sistema de nómina de Grupo Senda)</w:t>
             </w:r>
           </w:p>
         </w:tc>
@@ -12413,7 +12413,7 @@
               <w:bottom w:val="single" w:color="CCCCCC" w:sz="1"/>
               <w:right w:val="single" w:color="CCCCCC" w:sz="1"/>
             </w:tcBorders>
-            <w:shd w:fill="D6E8F5" w:val="clear"/>
+            <w:shd w:fill="F8D7DA" w:val="clear"/>
             <w:tcMar>
               <w:top w:type="dxa" w:w="80"/>
               <w:left w:type="dxa" w:w="120"/>
@@ -12431,11 +12431,11 @@
                 <w:rFonts w:ascii="Arial" w:cs="Arial" w:eastAsia="Arial" w:hAnsi="Arial"/>
                 <w:b/>
                 <w:bCs/>
-                <w:color w:val="2E75B6"/>
-                <w:sz w:val="20"/>
-                <w:szCs w:val="20"/>
-              </w:rPr>
-              <w:t xml:space="preserve">RECOMENDADO</w:t>
+                <w:color w:val="C0392B"/>
+                <w:sz w:val="20"/>
+                <w:szCs w:val="20"/>
+              </w:rPr>
+              <w:t xml:space="preserve">PENDIENTE</w:t>
             </w:r>
           </w:p>
         </w:tc>
@@ -12539,7 +12539,7 @@
                 <w:sz w:val="20"/>
                 <w:szCs w:val="20"/>
               </w:rPr>
-              <w:t xml:space="preserve">Montos hardcodeados en mock data (13.6M + 13.8M quincenal)</w:t>
+              <w:t xml:space="preserve">API ya solicitada al equipo de TRESS. Montos mock en código (13.6M + 13.8M quincenal)</w:t>
             </w:r>
           </w:p>
         </w:tc>
@@ -12643,7 +12643,7 @@
                 <w:sz w:val="20"/>
                 <w:szCs w:val="20"/>
               </w:rPr>
-              <w:t xml:space="preserve">Problema</w:t>
+              <w:t xml:space="preserve">Datos necesarios</w:t>
             </w:r>
           </w:p>
         </w:tc>
@@ -12677,7 +12677,7 @@
                 <w:sz w:val="20"/>
                 <w:szCs w:val="20"/>
               </w:rPr>
-              <w:t xml:space="preserve">Si la nómina varía, la proyección de egresos es inexacta</w:t>
+              <w:t xml:space="preserve">Nómina proyectada por compañía, quincena, montos brutos y netos</w:t>
             </w:r>
           </w:p>
         </w:tc>
@@ -12781,6 +12781,144 @@
                 <w:sz w:val="20"/>
                 <w:szCs w:val="20"/>
               </w:rPr>
+              <w:t xml:space="preserve">Problema</w:t>
+            </w:r>
+          </w:p>
+        </w:tc>
+        <w:tc>
+          <w:tcPr>
+            <w:tcW w:type="dxa" w:w="2600"/>
+            <w:tcBorders>
+              <w:top w:val="single" w:color="CCCCCC" w:sz="1"/>
+              <w:left w:val="single" w:color="CCCCCC" w:sz="1"/>
+              <w:bottom w:val="single" w:color="CCCCCC" w:sz="1"/>
+              <w:right w:val="single" w:color="CCCCCC" w:sz="1"/>
+            </w:tcBorders>
+            <w:tcMar>
+              <w:top w:type="dxa" w:w="80"/>
+              <w:left w:type="dxa" w:w="120"/>
+              <w:bottom w:type="dxa" w:w="80"/>
+              <w:right w:type="dxa" w:w="120"/>
+            </w:tcMar>
+            <w:vAlign w:val="center"/>
+          </w:tcPr>
+          <w:p>
+            <w:pPr>
+              <w:jc w:val="left"/>
+            </w:pPr>
+            <w:r>
+              <w:rPr>
+                <w:rFonts w:ascii="Arial" w:cs="Arial" w:eastAsia="Arial" w:hAnsi="Arial"/>
+                <w:b w:val="false"/>
+                <w:bCs w:val="false"/>
+                <w:color w:val="333333"/>
+                <w:sz w:val="20"/>
+                <w:szCs w:val="20"/>
+              </w:rPr>
+              <w:t xml:space="preserve">Si la nómina varía, la proyección de egresos es inexacta</w:t>
+            </w:r>
+          </w:p>
+        </w:tc>
+        <w:tc>
+          <w:tcPr>
+            <w:tcW w:type="dxa" w:w="2200"/>
+            <w:tcBorders>
+              <w:top w:val="single" w:color="CCCCCC" w:sz="1"/>
+              <w:left w:val="single" w:color="CCCCCC" w:sz="1"/>
+              <w:bottom w:val="single" w:color="CCCCCC" w:sz="1"/>
+              <w:right w:val="single" w:color="CCCCCC" w:sz="1"/>
+            </w:tcBorders>
+            <w:tcMar>
+              <w:top w:type="dxa" w:w="80"/>
+              <w:left w:type="dxa" w:w="120"/>
+              <w:bottom w:type="dxa" w:w="80"/>
+              <w:right w:type="dxa" w:w="120"/>
+            </w:tcMar>
+            <w:vAlign w:val="center"/>
+          </w:tcPr>
+          <w:p>
+            <w:pPr>
+              <w:jc w:val="left"/>
+            </w:pPr>
+            <w:r>
+              <w:rPr>
+                <w:rFonts w:ascii="Arial" w:cs="Arial" w:eastAsia="Arial" w:hAnsi="Arial"/>
+                <w:b w:val="false"/>
+                <w:bCs w:val="false"/>
+                <w:color w:val="333333"/>
+                <w:sz w:val="20"/>
+                <w:szCs w:val="20"/>
+              </w:rPr>
+              <w:t xml:space="preserve"/>
+            </w:r>
+          </w:p>
+        </w:tc>
+        <w:tc>
+          <w:tcPr>
+            <w:tcW w:type="dxa" w:w="2360"/>
+            <w:tcBorders>
+              <w:top w:val="single" w:color="CCCCCC" w:sz="1"/>
+              <w:left w:val="single" w:color="CCCCCC" w:sz="1"/>
+              <w:bottom w:val="single" w:color="CCCCCC" w:sz="1"/>
+              <w:right w:val="single" w:color="CCCCCC" w:sz="1"/>
+            </w:tcBorders>
+            <w:tcMar>
+              <w:top w:type="dxa" w:w="80"/>
+              <w:left w:type="dxa" w:w="120"/>
+              <w:bottom w:type="dxa" w:w="80"/>
+              <w:right w:type="dxa" w:w="120"/>
+            </w:tcMar>
+            <w:vAlign w:val="center"/>
+          </w:tcPr>
+          <w:p>
+            <w:pPr>
+              <w:jc w:val="left"/>
+            </w:pPr>
+            <w:r>
+              <w:rPr>
+                <w:rFonts w:ascii="Arial" w:cs="Arial" w:eastAsia="Arial" w:hAnsi="Arial"/>
+                <w:b w:val="false"/>
+                <w:bCs w:val="false"/>
+                <w:color w:val="333333"/>
+                <w:sz w:val="20"/>
+                <w:szCs w:val="20"/>
+              </w:rPr>
+              <w:t xml:space="preserve"/>
+            </w:r>
+          </w:p>
+        </w:tc>
+      </w:tr>
+      <w:tr>
+        <w:tc>
+          <w:tcPr>
+            <w:tcW w:type="dxa" w:w="2200"/>
+            <w:tcBorders>
+              <w:top w:val="single" w:color="CCCCCC" w:sz="1"/>
+              <w:left w:val="single" w:color="CCCCCC" w:sz="1"/>
+              <w:bottom w:val="single" w:color="CCCCCC" w:sz="1"/>
+              <w:right w:val="single" w:color="CCCCCC" w:sz="1"/>
+            </w:tcBorders>
+            <w:tcMar>
+              <w:top w:type="dxa" w:w="80"/>
+              <w:left w:type="dxa" w:w="120"/>
+              <w:bottom w:type="dxa" w:w="80"/>
+              <w:right w:type="dxa" w:w="120"/>
+            </w:tcMar>
+            <w:vAlign w:val="center"/>
+          </w:tcPr>
+          <w:p>
+            <w:pPr>
+              <w:jc w:val="left"/>
+            </w:pPr>
+            <w:r>
+              <w:rPr>
+                <w:rFonts w:ascii="Arial" w:cs="Arial" w:eastAsia="Arial" w:hAnsi="Arial"/>
+                <w:b w:val="false"/>
+                <w:bCs w:val="false"/>
+                <w:color w:val="333333"/>
+                <w:sz w:val="20"/>
+                <w:szCs w:val="20"/>
+              </w:rPr>
               <w:t xml:space="preserve">Solución</w:t>
             </w:r>
           </w:p>
@@ -12815,7 +12953,7 @@
                 <w:sz w:val="20"/>
                 <w:szCs w:val="20"/>
               </w:rPr>
-              <w:t xml:space="preserve">Consumir nómina proyectada de RRHH o JDE</w:t>
+              <w:t xml:space="preserve">Consumir API de TRESS una vez habilitada e integrar al motor de proyección</w:t>
             </w:r>
           </w:p>
         </w:tc>
@@ -13624,7 +13762,7 @@
         <w:rPr>
           <w:rFonts w:ascii="Arial" w:cs="Arial" w:eastAsia="Arial" w:hAnsi="Arial"/>
         </w:rPr>
-        <w:t xml:space="preserve">6.3 Presupuesto (Budget) desde JDE</w:t>
+        <w:t xml:space="preserve">6.3 Tipo de cambio en tiempo real</w:t>
       </w:r>
     </w:p>
     <w:tbl>
@@ -13852,7 +13990,7 @@
                 <w:sz w:val="20"/>
                 <w:szCs w:val="20"/>
               </w:rPr>
-              <w:t xml:space="preserve">GET /presupuesto/{cia}/{anio}</w:t>
+              <w:t xml:space="preserve">GET /tipo-cambio o API externa (Banxico)</w:t>
             </w:r>
           </w:p>
         </w:tc>
@@ -13921,7 +14059,7 @@
                 <w:sz w:val="20"/>
                 <w:szCs w:val="20"/>
               </w:rPr>
-              <w:t xml:space="preserve">Media — para análisis de desviaciones</w:t>
+              <w:t xml:space="preserve">Media — operaciones multi-moneda</w:t>
             </w:r>
           </w:p>
         </w:tc>
@@ -13991,7 +14129,7 @@
                 <w:sz w:val="20"/>
                 <w:szCs w:val="20"/>
               </w:rPr>
-              <w:t xml:space="preserve">Presupuesto se captura manualmente y vive en localStorage</w:t>
+              <w:t xml:space="preserve">Moneda hardcodeada MXN en formatters.ts</w:t>
             </w:r>
           </w:p>
         </w:tc>
@@ -14129,7 +14267,7 @@
                 <w:sz w:val="20"/>
                 <w:szCs w:val="20"/>
               </w:rPr>
-              <w:t xml:space="preserve">Propenso a errores y no refleja cambios aprobados en JDE</w:t>
+              <w:t xml:space="preserve">Facturas en USD se muestran sin conversión actualizada</w:t>
             </w:r>
           </w:p>
         </w:tc>
@@ -14267,7 +14405,7 @@
                 <w:sz w:val="20"/>
                 <w:szCs w:val="20"/>
               </w:rPr>
-              <w:t xml:space="preserve">Jalar presupuesto aprobado desde JDE automáticamente</w:t>
+              <w:t xml:space="preserve">Consumir tipo de cambio diario de Banxico o JDE</w:t>
             </w:r>
           </w:p>
         </w:tc>
@@ -14350,7 +14488,7 @@
         <w:rPr>
           <w:rFonts w:ascii="Arial" w:cs="Arial" w:eastAsia="Arial" w:hAnsi="Arial"/>
         </w:rPr>
-        <w:t xml:space="preserve">6.4 Tipo de cambio en tiempo real</w:t>
+        <w:t xml:space="preserve">6.4 Calificación de proveedores</w:t>
       </w:r>
     </w:p>
     <w:tbl>
@@ -14544,7 +14682,7 @@
                 <w:sz w:val="20"/>
                 <w:szCs w:val="20"/>
               </w:rPr>
-              <w:t xml:space="preserve">Endpoint sugerido</w:t>
+              <w:t xml:space="preserve">Fuente actual</w:t>
             </w:r>
           </w:p>
         </w:tc>
@@ -14578,7 +14716,7 @@
                 <w:sz w:val="20"/>
                 <w:szCs w:val="20"/>
               </w:rPr>
-              <w:t xml:space="preserve">GET /tipo-cambio o API externa (Banxico)</w:t>
+              <w:t xml:space="preserve">Archivo Excel mantenido por las áreas operativas</w:t>
             </w:r>
           </w:p>
         </w:tc>
@@ -14591,7 +14729,7 @@
               <w:bottom w:val="single" w:color="CCCCCC" w:sz="1"/>
               <w:right w:val="single" w:color="CCCCCC" w:sz="1"/>
             </w:tcBorders>
-            <w:shd w:fill="D6E8F5" w:val="clear"/>
+            <w:shd w:fill="FFF3CD" w:val="clear"/>
             <w:tcMar>
               <w:top w:type="dxa" w:w="80"/>
               <w:left w:type="dxa" w:w="120"/>
@@ -14609,11 +14747,11 @@
                 <w:rFonts w:ascii="Arial" w:cs="Arial" w:eastAsia="Arial" w:hAnsi="Arial"/>
                 <w:b/>
                 <w:bCs/>
-                <w:color w:val="2E75B6"/>
-                <w:sz w:val="20"/>
-                <w:szCs w:val="20"/>
-              </w:rPr>
-              <w:t xml:space="preserve">RECOMENDADO</w:t>
+                <w:color w:val="856404"/>
+                <w:sz w:val="20"/>
+                <w:szCs w:val="20"/>
+              </w:rPr>
+              <w:t xml:space="preserve">PARCIAL</w:t>
             </w:r>
           </w:p>
         </w:tc>
@@ -14647,7 +14785,7 @@
                 <w:sz w:val="20"/>
                 <w:szCs w:val="20"/>
               </w:rPr>
-              <w:t xml:space="preserve">Media — operaciones multi-moneda</w:t>
+              <w:t xml:space="preserve">Alta — mencionado en próximos pasos del reporte</w:t>
             </w:r>
           </w:p>
         </w:tc>
@@ -14683,7 +14821,7 @@
                 <w:sz w:val="20"/>
                 <w:szCs w:val="20"/>
               </w:rPr>
-              <w:t xml:space="preserve">Estado actual</w:t>
+              <w:t xml:space="preserve">Estado</w:t>
             </w:r>
           </w:p>
         </w:tc>
@@ -14717,7 +14855,7 @@
                 <w:sz w:val="20"/>
                 <w:szCs w:val="20"/>
               </w:rPr>
-              <w:t xml:space="preserve">Moneda hardcodeada MXN en formatters.ts</w:t>
+              <w:t xml:space="preserve">Los datos existen en Excel. Se está evaluando cómo migrarlos a JDE.</w:t>
             </w:r>
           </w:p>
         </w:tc>
@@ -14855,7 +14993,7 @@
                 <w:sz w:val="20"/>
                 <w:szCs w:val="20"/>
               </w:rPr>
-              <w:t xml:space="preserve">Facturas en USD se muestran sin conversión actualizada</w:t>
+              <w:t xml:space="preserve">Mientras viva en Excel no es consumible automáticamente por Midas</w:t>
             </w:r>
           </w:p>
         </w:tc>
@@ -14993,7 +15131,7 @@
                 <w:sz w:val="20"/>
                 <w:szCs w:val="20"/>
               </w:rPr>
-              <w:t xml:space="preserve">Consumir tipo de cambio diario de Banxico o JDE</w:t>
+              <w:t xml:space="preserve">Migrar calificaciones a JDE y exponer vía endpoint, o crear carga masiva desde Excel a Midas</w:t>
             </w:r>
           </w:p>
         </w:tc>
@@ -15076,7 +15214,7 @@
         <w:rPr>
           <w:rFonts w:ascii="Arial" w:cs="Arial" w:eastAsia="Arial" w:hAnsi="Arial"/>
         </w:rPr>
-        <w:t xml:space="preserve">6.5 Calificación de proveedores</w:t>
+        <w:t xml:space="preserve">6.5 Reglas de negocio por cliente</w:t>
       </w:r>
     </w:p>
     <w:tbl>
@@ -15270,7 +15408,7 @@
                 <w:sz w:val="20"/>
                 <w:szCs w:val="20"/>
               </w:rPr>
-              <w:t xml:space="preserve">Endpoint sugerido</w:t>
+              <w:t xml:space="preserve">Estado</w:t>
             </w:r>
           </w:p>
         </w:tc>
@@ -15304,7 +15442,7 @@
                 <w:sz w:val="20"/>
                 <w:szCs w:val="20"/>
               </w:rPr>
-              <w:t xml:space="preserve">GET /proveedores/{id}/calificacion</w:t>
+              <w:t xml:space="preserve">Ya implementado en el código de Midas</w:t>
             </w:r>
           </w:p>
         </w:tc>
@@ -15317,7 +15455,7 @@
               <w:bottom w:val="single" w:color="CCCCCC" w:sz="1"/>
               <w:right w:val="single" w:color="CCCCCC" w:sz="1"/>
             </w:tcBorders>
-            <w:shd w:fill="D6E8F5" w:val="clear"/>
+            <w:shd w:fill="D4EDDA" w:val="clear"/>
             <w:tcMar>
               <w:top w:type="dxa" w:w="80"/>
               <w:left w:type="dxa" w:w="120"/>
@@ -15335,11 +15473,11 @@
                 <w:rFonts w:ascii="Arial" w:cs="Arial" w:eastAsia="Arial" w:hAnsi="Arial"/>
                 <w:b/>
                 <w:bCs/>
-                <w:color w:val="2E75B6"/>
-                <w:sz w:val="20"/>
-                <w:szCs w:val="20"/>
-              </w:rPr>
-              <w:t xml:space="preserve">RECOMENDADO</w:t>
+                <w:color w:val="2D8C3C"/>
+                <w:sz w:val="20"/>
+                <w:szCs w:val="20"/>
+              </w:rPr>
+              <w:t xml:space="preserve">OPERANDO</w:t>
             </w:r>
           </w:p>
         </w:tc>
@@ -15373,7 +15511,7 @@
                 <w:sz w:val="20"/>
                 <w:szCs w:val="20"/>
               </w:rPr>
-              <w:t xml:space="preserve">Alta — mencionado en próximos pasos del reporte</w:t>
+              <w:t xml:space="preserve">Core del modelo predictivo Fase 2</w:t>
             </w:r>
           </w:p>
         </w:tc>
@@ -15409,7 +15547,7 @@
                 <w:sz w:val="20"/>
                 <w:szCs w:val="20"/>
               </w:rPr>
-              <w:t xml:space="preserve">Estado actual</w:t>
+              <w:t xml:space="preserve">Ubicación</w:t>
             </w:r>
           </w:p>
         </w:tc>
@@ -15443,7 +15581,7 @@
                 <w:sz w:val="20"/>
                 <w:szCs w:val="20"/>
               </w:rPr>
-              <w:t xml:space="preserve">No existe endpoint ni estructura en código</w:t>
+              <w:t xml:space="preserve">Assumptions de cobranza por cliente configurables en la UI y persistidas en store</w:t>
             </w:r>
           </w:p>
         </w:tc>
@@ -15547,7 +15685,7 @@
                 <w:sz w:val="20"/>
                 <w:szCs w:val="20"/>
               </w:rPr>
-              <w:t xml:space="preserve">Problema</w:t>
+              <w:t xml:space="preserve">Observación</w:t>
             </w:r>
           </w:p>
         </w:tc>
@@ -15581,871 +15719,7 @@
                 <w:sz w:val="20"/>
                 <w:szCs w:val="20"/>
               </w:rPr>
-              <w:t xml:space="preserve">Las reglas de negocio del modelo predictivo necesitan esta calificación por proveedor</w:t>
-            </w:r>
-          </w:p>
-        </w:tc>
-        <w:tc>
-          <w:tcPr>
-            <w:tcW w:type="dxa" w:w="2200"/>
-            <w:tcBorders>
-              <w:top w:val="single" w:color="CCCCCC" w:sz="1"/>
-              <w:left w:val="single" w:color="CCCCCC" w:sz="1"/>
-              <w:bottom w:val="single" w:color="CCCCCC" w:sz="1"/>
-              <w:right w:val="single" w:color="CCCCCC" w:sz="1"/>
-            </w:tcBorders>
-            <w:tcMar>
-              <w:top w:type="dxa" w:w="80"/>
-              <w:left w:type="dxa" w:w="120"/>
-              <w:bottom w:type="dxa" w:w="80"/>
-              <w:right w:type="dxa" w:w="120"/>
-            </w:tcMar>
-            <w:vAlign w:val="center"/>
-          </w:tcPr>
-          <w:p>
-            <w:pPr>
-              <w:jc w:val="left"/>
-            </w:pPr>
-            <w:r>
-              <w:rPr>
-                <w:rFonts w:ascii="Arial" w:cs="Arial" w:eastAsia="Arial" w:hAnsi="Arial"/>
-                <w:b w:val="false"/>
-                <w:bCs w:val="false"/>
-                <w:color w:val="333333"/>
-                <w:sz w:val="20"/>
-                <w:szCs w:val="20"/>
-              </w:rPr>
-              <w:t xml:space="preserve"/>
-            </w:r>
-          </w:p>
-        </w:tc>
-        <w:tc>
-          <w:tcPr>
-            <w:tcW w:type="dxa" w:w="2360"/>
-            <w:tcBorders>
-              <w:top w:val="single" w:color="CCCCCC" w:sz="1"/>
-              <w:left w:val="single" w:color="CCCCCC" w:sz="1"/>
-              <w:bottom w:val="single" w:color="CCCCCC" w:sz="1"/>
-              <w:right w:val="single" w:color="CCCCCC" w:sz="1"/>
-            </w:tcBorders>
-            <w:tcMar>
-              <w:top w:type="dxa" w:w="80"/>
-              <w:left w:type="dxa" w:w="120"/>
-              <w:bottom w:type="dxa" w:w="80"/>
-              <w:right w:type="dxa" w:w="120"/>
-            </w:tcMar>
-            <w:vAlign w:val="center"/>
-          </w:tcPr>
-          <w:p>
-            <w:pPr>
-              <w:jc w:val="left"/>
-            </w:pPr>
-            <w:r>
-              <w:rPr>
-                <w:rFonts w:ascii="Arial" w:cs="Arial" w:eastAsia="Arial" w:hAnsi="Arial"/>
-                <w:b w:val="false"/>
-                <w:bCs w:val="false"/>
-                <w:color w:val="333333"/>
-                <w:sz w:val="20"/>
-                <w:szCs w:val="20"/>
-              </w:rPr>
-              <w:t xml:space="preserve"/>
-            </w:r>
-          </w:p>
-        </w:tc>
-      </w:tr>
-      <w:tr>
-        <w:tc>
-          <w:tcPr>
-            <w:tcW w:type="dxa" w:w="2200"/>
-            <w:tcBorders>
-              <w:top w:val="single" w:color="CCCCCC" w:sz="1"/>
-              <w:left w:val="single" w:color="CCCCCC" w:sz="1"/>
-              <w:bottom w:val="single" w:color="CCCCCC" w:sz="1"/>
-              <w:right w:val="single" w:color="CCCCCC" w:sz="1"/>
-            </w:tcBorders>
-            <w:tcMar>
-              <w:top w:type="dxa" w:w="80"/>
-              <w:left w:type="dxa" w:w="120"/>
-              <w:bottom w:type="dxa" w:w="80"/>
-              <w:right w:type="dxa" w:w="120"/>
-            </w:tcMar>
-            <w:vAlign w:val="center"/>
-          </w:tcPr>
-          <w:p>
-            <w:pPr>
-              <w:jc w:val="left"/>
-            </w:pPr>
-            <w:r>
-              <w:rPr>
-                <w:rFonts w:ascii="Arial" w:cs="Arial" w:eastAsia="Arial" w:hAnsi="Arial"/>
-                <w:b w:val="false"/>
-                <w:bCs w:val="false"/>
-                <w:color w:val="333333"/>
-                <w:sz w:val="20"/>
-                <w:szCs w:val="20"/>
-              </w:rPr>
-              <w:t xml:space="preserve">Solución</w:t>
-            </w:r>
-          </w:p>
-        </w:tc>
-        <w:tc>
-          <w:tcPr>
-            <w:tcW w:type="dxa" w:w="2600"/>
-            <w:tcBorders>
-              <w:top w:val="single" w:color="CCCCCC" w:sz="1"/>
-              <w:left w:val="single" w:color="CCCCCC" w:sz="1"/>
-              <w:bottom w:val="single" w:color="CCCCCC" w:sz="1"/>
-              <w:right w:val="single" w:color="CCCCCC" w:sz="1"/>
-            </w:tcBorders>
-            <w:tcMar>
-              <w:top w:type="dxa" w:w="80"/>
-              <w:left w:type="dxa" w:w="120"/>
-              <w:bottom w:type="dxa" w:w="80"/>
-              <w:right w:type="dxa" w:w="120"/>
-            </w:tcMar>
-            <w:vAlign w:val="center"/>
-          </w:tcPr>
-          <w:p>
-            <w:pPr>
-              <w:jc w:val="left"/>
-            </w:pPr>
-            <w:r>
-              <w:rPr>
-                <w:rFonts w:ascii="Arial" w:cs="Arial" w:eastAsia="Arial" w:hAnsi="Arial"/>
-                <w:b w:val="false"/>
-                <w:bCs w:val="false"/>
-                <w:color w:val="333333"/>
-                <w:sz w:val="20"/>
-                <w:szCs w:val="20"/>
-              </w:rPr>
-              <w:t xml:space="preserve">Directores deben proveer calificación; Midas debe poder consumirla desde JDE o BD dedicada</w:t>
-            </w:r>
-          </w:p>
-        </w:tc>
-        <w:tc>
-          <w:tcPr>
-            <w:tcW w:type="dxa" w:w="2200"/>
-            <w:tcBorders>
-              <w:top w:val="single" w:color="CCCCCC" w:sz="1"/>
-              <w:left w:val="single" w:color="CCCCCC" w:sz="1"/>
-              <w:bottom w:val="single" w:color="CCCCCC" w:sz="1"/>
-              <w:right w:val="single" w:color="CCCCCC" w:sz="1"/>
-            </w:tcBorders>
-            <w:tcMar>
-              <w:top w:type="dxa" w:w="80"/>
-              <w:left w:type="dxa" w:w="120"/>
-              <w:bottom w:type="dxa" w:w="80"/>
-              <w:right w:type="dxa" w:w="120"/>
-            </w:tcMar>
-            <w:vAlign w:val="center"/>
-          </w:tcPr>
-          <w:p>
-            <w:pPr>
-              <w:jc w:val="left"/>
-            </w:pPr>
-            <w:r>
-              <w:rPr>
-                <w:rFonts w:ascii="Arial" w:cs="Arial" w:eastAsia="Arial" w:hAnsi="Arial"/>
-                <w:b w:val="false"/>
-                <w:bCs w:val="false"/>
-                <w:color w:val="333333"/>
-                <w:sz w:val="20"/>
-                <w:szCs w:val="20"/>
-              </w:rPr>
-              <w:t xml:space="preserve"/>
-            </w:r>
-          </w:p>
-        </w:tc>
-        <w:tc>
-          <w:tcPr>
-            <w:tcW w:type="dxa" w:w="2360"/>
-            <w:tcBorders>
-              <w:top w:val="single" w:color="CCCCCC" w:sz="1"/>
-              <w:left w:val="single" w:color="CCCCCC" w:sz="1"/>
-              <w:bottom w:val="single" w:color="CCCCCC" w:sz="1"/>
-              <w:right w:val="single" w:color="CCCCCC" w:sz="1"/>
-            </w:tcBorders>
-            <w:tcMar>
-              <w:top w:type="dxa" w:w="80"/>
-              <w:left w:type="dxa" w:w="120"/>
-              <w:bottom w:type="dxa" w:w="80"/>
-              <w:right w:type="dxa" w:w="120"/>
-            </w:tcMar>
-            <w:vAlign w:val="center"/>
-          </w:tcPr>
-          <w:p>
-            <w:pPr>
-              <w:jc w:val="left"/>
-            </w:pPr>
-            <w:r>
-              <w:rPr>
-                <w:rFonts w:ascii="Arial" w:cs="Arial" w:eastAsia="Arial" w:hAnsi="Arial"/>
-                <w:b w:val="false"/>
-                <w:bCs w:val="false"/>
-                <w:color w:val="333333"/>
-                <w:sz w:val="20"/>
-                <w:szCs w:val="20"/>
-              </w:rPr>
-              <w:t xml:space="preserve"/>
-            </w:r>
-          </w:p>
-        </w:tc>
-      </w:tr>
-    </w:tbl>
-    <w:p>
-      <w:pPr>
-        <w:pStyle w:val="Heading2"/>
-        <w:spacing w:after="150" w:before="300"/>
-      </w:pPr>
-      <w:r>
-        <w:rPr>
-          <w:rFonts w:ascii="Arial" w:cs="Arial" w:eastAsia="Arial" w:hAnsi="Arial"/>
-        </w:rPr>
-        <w:t xml:space="preserve">6.6 Reglas de negocio por cliente</w:t>
-      </w:r>
-    </w:p>
-    <w:tbl>
-      <w:tblPr>
-        <w:tblW w:type="dxa" w:w="9360"/>
-        <w:tblBorders>
-          <w:top w:val="single" w:color="auto" w:sz="4"/>
-          <w:left w:val="single" w:color="auto" w:sz="4"/>
-          <w:bottom w:val="single" w:color="auto" w:sz="4"/>
-          <w:right w:val="single" w:color="auto" w:sz="4"/>
-          <w:insideH w:val="single" w:color="auto" w:sz="4"/>
-          <w:insideV w:val="single" w:color="auto" w:sz="4"/>
-        </w:tblBorders>
-      </w:tblPr>
-      <w:tblGrid>
-        <w:gridCol w:w="2200"/>
-        <w:gridCol w:w="2600"/>
-        <w:gridCol w:w="2200"/>
-        <w:gridCol w:w="2360"/>
-      </w:tblGrid>
-      <w:tr>
-        <w:tc>
-          <w:tcPr>
-            <w:tcW w:type="dxa" w:w="2200"/>
-            <w:tcBorders>
-              <w:top w:val="single" w:color="CCCCCC" w:sz="1"/>
-              <w:left w:val="single" w:color="CCCCCC" w:sz="1"/>
-              <w:bottom w:val="single" w:color="CCCCCC" w:sz="1"/>
-              <w:right w:val="single" w:color="CCCCCC" w:sz="1"/>
-            </w:tcBorders>
-            <w:shd w:fill="1B3A5C" w:val="clear"/>
-            <w:tcMar>
-              <w:top w:type="dxa" w:w="80"/>
-              <w:left w:type="dxa" w:w="120"/>
-              <w:bottom w:type="dxa" w:w="80"/>
-              <w:right w:type="dxa" w:w="120"/>
-            </w:tcMar>
-            <w:vAlign w:val="center"/>
-          </w:tcPr>
-          <w:p>
-            <w:pPr>
-              <w:jc w:val="left"/>
-            </w:pPr>
-            <w:r>
-              <w:rPr>
-                <w:rFonts w:ascii="Arial" w:cs="Arial" w:eastAsia="Arial" w:hAnsi="Arial"/>
-                <w:b/>
-                <w:bCs/>
-                <w:color w:val="FFFFFF"/>
-                <w:sz w:val="20"/>
-                <w:szCs w:val="20"/>
-              </w:rPr>
-              <w:t xml:space="preserve">Atributo</w:t>
-            </w:r>
-          </w:p>
-        </w:tc>
-        <w:tc>
-          <w:tcPr>
-            <w:tcW w:type="dxa" w:w="2600"/>
-            <w:tcBorders>
-              <w:top w:val="single" w:color="CCCCCC" w:sz="1"/>
-              <w:left w:val="single" w:color="CCCCCC" w:sz="1"/>
-              <w:bottom w:val="single" w:color="CCCCCC" w:sz="1"/>
-              <w:right w:val="single" w:color="CCCCCC" w:sz="1"/>
-            </w:tcBorders>
-            <w:shd w:fill="1B3A5C" w:val="clear"/>
-            <w:tcMar>
-              <w:top w:type="dxa" w:w="80"/>
-              <w:left w:type="dxa" w:w="120"/>
-              <w:bottom w:type="dxa" w:w="80"/>
-              <w:right w:type="dxa" w:w="120"/>
-            </w:tcMar>
-            <w:vAlign w:val="center"/>
-          </w:tcPr>
-          <w:p>
-            <w:pPr>
-              <w:jc w:val="left"/>
-            </w:pPr>
-            <w:r>
-              <w:rPr>
-                <w:rFonts w:ascii="Arial" w:cs="Arial" w:eastAsia="Arial" w:hAnsi="Arial"/>
-                <w:b/>
-                <w:bCs/>
-                <w:color w:val="FFFFFF"/>
-                <w:sz w:val="20"/>
-                <w:szCs w:val="20"/>
-              </w:rPr>
-              <w:t xml:space="preserve">Detalle</w:t>
-            </w:r>
-          </w:p>
-        </w:tc>
-        <w:tc>
-          <w:tcPr>
-            <w:tcW w:type="dxa" w:w="2200"/>
-            <w:tcBorders>
-              <w:top w:val="single" w:color="CCCCCC" w:sz="1"/>
-              <w:left w:val="single" w:color="CCCCCC" w:sz="1"/>
-              <w:bottom w:val="single" w:color="CCCCCC" w:sz="1"/>
-              <w:right w:val="single" w:color="CCCCCC" w:sz="1"/>
-            </w:tcBorders>
-            <w:shd w:fill="1B3A5C" w:val="clear"/>
-            <w:tcMar>
-              <w:top w:type="dxa" w:w="80"/>
-              <w:left w:type="dxa" w:w="120"/>
-              <w:bottom w:type="dxa" w:w="80"/>
-              <w:right w:type="dxa" w:w="120"/>
-            </w:tcMar>
-            <w:vAlign w:val="center"/>
-          </w:tcPr>
-          <w:p>
-            <w:pPr>
-              <w:jc w:val="left"/>
-            </w:pPr>
-            <w:r>
-              <w:rPr>
-                <w:rFonts w:ascii="Arial" w:cs="Arial" w:eastAsia="Arial" w:hAnsi="Arial"/>
-                <w:b/>
-                <w:bCs/>
-                <w:color w:val="FFFFFF"/>
-                <w:sz w:val="20"/>
-                <w:szCs w:val="20"/>
-              </w:rPr>
-              <w:t xml:space="preserve">Criticidad</w:t>
-            </w:r>
-          </w:p>
-        </w:tc>
-        <w:tc>
-          <w:tcPr>
-            <w:tcW w:type="dxa" w:w="2360"/>
-            <w:tcBorders>
-              <w:top w:val="single" w:color="CCCCCC" w:sz="1"/>
-              <w:left w:val="single" w:color="CCCCCC" w:sz="1"/>
-              <w:bottom w:val="single" w:color="CCCCCC" w:sz="1"/>
-              <w:right w:val="single" w:color="CCCCCC" w:sz="1"/>
-            </w:tcBorders>
-            <w:shd w:fill="1B3A5C" w:val="clear"/>
-            <w:tcMar>
-              <w:top w:type="dxa" w:w="80"/>
-              <w:left w:type="dxa" w:w="120"/>
-              <w:bottom w:type="dxa" w:w="80"/>
-              <w:right w:type="dxa" w:w="120"/>
-            </w:tcMar>
-            <w:vAlign w:val="center"/>
-          </w:tcPr>
-          <w:p>
-            <w:pPr>
-              <w:jc w:val="left"/>
-            </w:pPr>
-            <w:r>
-              <w:rPr>
-                <w:rFonts w:ascii="Arial" w:cs="Arial" w:eastAsia="Arial" w:hAnsi="Arial"/>
-                <w:b/>
-                <w:bCs/>
-                <w:color w:val="FFFFFF"/>
-                <w:sz w:val="20"/>
-                <w:szCs w:val="20"/>
-              </w:rPr>
-              <w:t xml:space="preserve">Justificación</w:t>
-            </w:r>
-          </w:p>
-        </w:tc>
-      </w:tr>
-      <w:tr>
-        <w:tc>
-          <w:tcPr>
-            <w:tcW w:type="dxa" w:w="2200"/>
-            <w:tcBorders>
-              <w:top w:val="single" w:color="CCCCCC" w:sz="1"/>
-              <w:left w:val="single" w:color="CCCCCC" w:sz="1"/>
-              <w:bottom w:val="single" w:color="CCCCCC" w:sz="1"/>
-              <w:right w:val="single" w:color="CCCCCC" w:sz="1"/>
-            </w:tcBorders>
-            <w:tcMar>
-              <w:top w:type="dxa" w:w="80"/>
-              <w:left w:type="dxa" w:w="120"/>
-              <w:bottom w:type="dxa" w:w="80"/>
-              <w:right w:type="dxa" w:w="120"/>
-            </w:tcMar>
-            <w:vAlign w:val="center"/>
-          </w:tcPr>
-          <w:p>
-            <w:pPr>
-              <w:jc w:val="left"/>
-            </w:pPr>
-            <w:r>
-              <w:rPr>
-                <w:rFonts w:ascii="Arial" w:cs="Arial" w:eastAsia="Arial" w:hAnsi="Arial"/>
-                <w:b w:val="false"/>
-                <w:bCs w:val="false"/>
-                <w:color w:val="333333"/>
-                <w:sz w:val="20"/>
-                <w:szCs w:val="20"/>
-              </w:rPr>
-              <w:t xml:space="preserve">Endpoint sugerido</w:t>
-            </w:r>
-          </w:p>
-        </w:tc>
-        <w:tc>
-          <w:tcPr>
-            <w:tcW w:type="dxa" w:w="2600"/>
-            <w:tcBorders>
-              <w:top w:val="single" w:color="CCCCCC" w:sz="1"/>
-              <w:left w:val="single" w:color="CCCCCC" w:sz="1"/>
-              <w:bottom w:val="single" w:color="CCCCCC" w:sz="1"/>
-              <w:right w:val="single" w:color="CCCCCC" w:sz="1"/>
-            </w:tcBorders>
-            <w:tcMar>
-              <w:top w:type="dxa" w:w="80"/>
-              <w:left w:type="dxa" w:w="120"/>
-              <w:bottom w:type="dxa" w:w="80"/>
-              <w:right w:type="dxa" w:w="120"/>
-            </w:tcMar>
-            <w:vAlign w:val="center"/>
-          </w:tcPr>
-          <w:p>
-            <w:pPr>
-              <w:jc w:val="left"/>
-            </w:pPr>
-            <w:r>
-              <w:rPr>
-                <w:rFonts w:ascii="Arial" w:cs="Arial" w:eastAsia="Arial" w:hAnsi="Arial"/>
-                <w:b w:val="false"/>
-                <w:bCs w:val="false"/>
-                <w:color w:val="333333"/>
-                <w:sz w:val="20"/>
-                <w:szCs w:val="20"/>
-              </w:rPr>
-              <w:t xml:space="preserve">GET /clientes/{id}/reglas-negocio</w:t>
-            </w:r>
-          </w:p>
-        </w:tc>
-        <w:tc>
-          <w:tcPr>
-            <w:tcW w:type="dxa" w:w="2200"/>
-            <w:tcBorders>
-              <w:top w:val="single" w:color="CCCCCC" w:sz="1"/>
-              <w:left w:val="single" w:color="CCCCCC" w:sz="1"/>
-              <w:bottom w:val="single" w:color="CCCCCC" w:sz="1"/>
-              <w:right w:val="single" w:color="CCCCCC" w:sz="1"/>
-            </w:tcBorders>
-            <w:shd w:fill="D6E8F5" w:val="clear"/>
-            <w:tcMar>
-              <w:top w:type="dxa" w:w="80"/>
-              <w:left w:type="dxa" w:w="120"/>
-              <w:bottom w:type="dxa" w:w="80"/>
-              <w:right w:type="dxa" w:w="120"/>
-            </w:tcMar>
-            <w:vAlign w:val="center"/>
-          </w:tcPr>
-          <w:p>
-            <w:pPr>
-              <w:jc w:val="center"/>
-            </w:pPr>
-            <w:r>
-              <w:rPr>
-                <w:rFonts w:ascii="Arial" w:cs="Arial" w:eastAsia="Arial" w:hAnsi="Arial"/>
-                <w:b/>
-                <w:bCs/>
-                <w:color w:val="2E75B6"/>
-                <w:sz w:val="20"/>
-                <w:szCs w:val="20"/>
-              </w:rPr>
-              <w:t xml:space="preserve">RECOMENDADO</w:t>
-            </w:r>
-          </w:p>
-        </w:tc>
-        <w:tc>
-          <w:tcPr>
-            <w:tcW w:type="dxa" w:w="2360"/>
-            <w:tcBorders>
-              <w:top w:val="single" w:color="CCCCCC" w:sz="1"/>
-              <w:left w:val="single" w:color="CCCCCC" w:sz="1"/>
-              <w:bottom w:val="single" w:color="CCCCCC" w:sz="1"/>
-              <w:right w:val="single" w:color="CCCCCC" w:sz="1"/>
-            </w:tcBorders>
-            <w:tcMar>
-              <w:top w:type="dxa" w:w="80"/>
-              <w:left w:type="dxa" w:w="120"/>
-              <w:bottom w:type="dxa" w:w="80"/>
-              <w:right w:type="dxa" w:w="120"/>
-            </w:tcMar>
-            <w:vAlign w:val="center"/>
-          </w:tcPr>
-          <w:p>
-            <w:pPr>
-              <w:jc w:val="left"/>
-            </w:pPr>
-            <w:r>
-              <w:rPr>
-                <w:rFonts w:ascii="Arial" w:cs="Arial" w:eastAsia="Arial" w:hAnsi="Arial"/>
-                <w:b w:val="false"/>
-                <w:bCs w:val="false"/>
-                <w:color w:val="333333"/>
-                <w:sz w:val="20"/>
-                <w:szCs w:val="20"/>
-              </w:rPr>
-              <w:t xml:space="preserve">Alta — core del modelo predictivo Fase 2</w:t>
-            </w:r>
-          </w:p>
-        </w:tc>
-      </w:tr>
-      <w:tr>
-        <w:tc>
-          <w:tcPr>
-            <w:tcW w:type="dxa" w:w="2200"/>
-            <w:tcBorders>
-              <w:top w:val="single" w:color="CCCCCC" w:sz="1"/>
-              <w:left w:val="single" w:color="CCCCCC" w:sz="1"/>
-              <w:bottom w:val="single" w:color="CCCCCC" w:sz="1"/>
-              <w:right w:val="single" w:color="CCCCCC" w:sz="1"/>
-            </w:tcBorders>
-            <w:tcMar>
-              <w:top w:type="dxa" w:w="80"/>
-              <w:left w:type="dxa" w:w="120"/>
-              <w:bottom w:type="dxa" w:w="80"/>
-              <w:right w:type="dxa" w:w="120"/>
-            </w:tcMar>
-            <w:vAlign w:val="center"/>
-          </w:tcPr>
-          <w:p>
-            <w:pPr>
-              <w:jc w:val="left"/>
-            </w:pPr>
-            <w:r>
-              <w:rPr>
-                <w:rFonts w:ascii="Arial" w:cs="Arial" w:eastAsia="Arial" w:hAnsi="Arial"/>
-                <w:b w:val="false"/>
-                <w:bCs w:val="false"/>
-                <w:color w:val="333333"/>
-                <w:sz w:val="20"/>
-                <w:szCs w:val="20"/>
-              </w:rPr>
-              <w:t xml:space="preserve">Estado actual</w:t>
-            </w:r>
-          </w:p>
-        </w:tc>
-        <w:tc>
-          <w:tcPr>
-            <w:tcW w:type="dxa" w:w="2600"/>
-            <w:tcBorders>
-              <w:top w:val="single" w:color="CCCCCC" w:sz="1"/>
-              <w:left w:val="single" w:color="CCCCCC" w:sz="1"/>
-              <w:bottom w:val="single" w:color="CCCCCC" w:sz="1"/>
-              <w:right w:val="single" w:color="CCCCCC" w:sz="1"/>
-            </w:tcBorders>
-            <w:tcMar>
-              <w:top w:type="dxa" w:w="80"/>
-              <w:left w:type="dxa" w:w="120"/>
-              <w:bottom w:type="dxa" w:w="80"/>
-              <w:right w:type="dxa" w:w="120"/>
-            </w:tcMar>
-            <w:vAlign w:val="center"/>
-          </w:tcPr>
-          <w:p>
-            <w:pPr>
-              <w:jc w:val="left"/>
-            </w:pPr>
-            <w:r>
-              <w:rPr>
-                <w:rFonts w:ascii="Arial" w:cs="Arial" w:eastAsia="Arial" w:hAnsi="Arial"/>
-                <w:b w:val="false"/>
-                <w:bCs w:val="false"/>
-                <w:color w:val="333333"/>
-                <w:sz w:val="20"/>
-                <w:szCs w:val="20"/>
-              </w:rPr>
-              <w:t xml:space="preserve">Las assumptions de cobranza se capturan manualmente por cliente en la UI</w:t>
-            </w:r>
-          </w:p>
-        </w:tc>
-        <w:tc>
-          <w:tcPr>
-            <w:tcW w:type="dxa" w:w="2200"/>
-            <w:tcBorders>
-              <w:top w:val="single" w:color="CCCCCC" w:sz="1"/>
-              <w:left w:val="single" w:color="CCCCCC" w:sz="1"/>
-              <w:bottom w:val="single" w:color="CCCCCC" w:sz="1"/>
-              <w:right w:val="single" w:color="CCCCCC" w:sz="1"/>
-            </w:tcBorders>
-            <w:tcMar>
-              <w:top w:type="dxa" w:w="80"/>
-              <w:left w:type="dxa" w:w="120"/>
-              <w:bottom w:type="dxa" w:w="80"/>
-              <w:right w:type="dxa" w:w="120"/>
-            </w:tcMar>
-            <w:vAlign w:val="center"/>
-          </w:tcPr>
-          <w:p>
-            <w:pPr>
-              <w:jc w:val="left"/>
-            </w:pPr>
-            <w:r>
-              <w:rPr>
-                <w:rFonts w:ascii="Arial" w:cs="Arial" w:eastAsia="Arial" w:hAnsi="Arial"/>
-                <w:b w:val="false"/>
-                <w:bCs w:val="false"/>
-                <w:color w:val="333333"/>
-                <w:sz w:val="20"/>
-                <w:szCs w:val="20"/>
-              </w:rPr>
-              <w:t xml:space="preserve"/>
-            </w:r>
-          </w:p>
-        </w:tc>
-        <w:tc>
-          <w:tcPr>
-            <w:tcW w:type="dxa" w:w="2360"/>
-            <w:tcBorders>
-              <w:top w:val="single" w:color="CCCCCC" w:sz="1"/>
-              <w:left w:val="single" w:color="CCCCCC" w:sz="1"/>
-              <w:bottom w:val="single" w:color="CCCCCC" w:sz="1"/>
-              <w:right w:val="single" w:color="CCCCCC" w:sz="1"/>
-            </w:tcBorders>
-            <w:tcMar>
-              <w:top w:type="dxa" w:w="80"/>
-              <w:left w:type="dxa" w:w="120"/>
-              <w:bottom w:type="dxa" w:w="80"/>
-              <w:right w:type="dxa" w:w="120"/>
-            </w:tcMar>
-            <w:vAlign w:val="center"/>
-          </w:tcPr>
-          <w:p>
-            <w:pPr>
-              <w:jc w:val="left"/>
-            </w:pPr>
-            <w:r>
-              <w:rPr>
-                <w:rFonts w:ascii="Arial" w:cs="Arial" w:eastAsia="Arial" w:hAnsi="Arial"/>
-                <w:b w:val="false"/>
-                <w:bCs w:val="false"/>
-                <w:color w:val="333333"/>
-                <w:sz w:val="20"/>
-                <w:szCs w:val="20"/>
-              </w:rPr>
-              <w:t xml:space="preserve"/>
-            </w:r>
-          </w:p>
-        </w:tc>
-      </w:tr>
-      <w:tr>
-        <w:tc>
-          <w:tcPr>
-            <w:tcW w:type="dxa" w:w="2200"/>
-            <w:tcBorders>
-              <w:top w:val="single" w:color="CCCCCC" w:sz="1"/>
-              <w:left w:val="single" w:color="CCCCCC" w:sz="1"/>
-              <w:bottom w:val="single" w:color="CCCCCC" w:sz="1"/>
-              <w:right w:val="single" w:color="CCCCCC" w:sz="1"/>
-            </w:tcBorders>
-            <w:tcMar>
-              <w:top w:type="dxa" w:w="80"/>
-              <w:left w:type="dxa" w:w="120"/>
-              <w:bottom w:type="dxa" w:w="80"/>
-              <w:right w:type="dxa" w:w="120"/>
-            </w:tcMar>
-            <w:vAlign w:val="center"/>
-          </w:tcPr>
-          <w:p>
-            <w:pPr>
-              <w:jc w:val="left"/>
-            </w:pPr>
-            <w:r>
-              <w:rPr>
-                <w:rFonts w:ascii="Arial" w:cs="Arial" w:eastAsia="Arial" w:hAnsi="Arial"/>
-                <w:b w:val="false"/>
-                <w:bCs w:val="false"/>
-                <w:color w:val="333333"/>
-                <w:sz w:val="20"/>
-                <w:szCs w:val="20"/>
-              </w:rPr>
-              <w:t xml:space="preserve">Problema</w:t>
-            </w:r>
-          </w:p>
-        </w:tc>
-        <w:tc>
-          <w:tcPr>
-            <w:tcW w:type="dxa" w:w="2600"/>
-            <w:tcBorders>
-              <w:top w:val="single" w:color="CCCCCC" w:sz="1"/>
-              <w:left w:val="single" w:color="CCCCCC" w:sz="1"/>
-              <w:bottom w:val="single" w:color="CCCCCC" w:sz="1"/>
-              <w:right w:val="single" w:color="CCCCCC" w:sz="1"/>
-            </w:tcBorders>
-            <w:tcMar>
-              <w:top w:type="dxa" w:w="80"/>
-              <w:left w:type="dxa" w:w="120"/>
-              <w:bottom w:type="dxa" w:w="80"/>
-              <w:right w:type="dxa" w:w="120"/>
-            </w:tcMar>
-            <w:vAlign w:val="center"/>
-          </w:tcPr>
-          <w:p>
-            <w:pPr>
-              <w:jc w:val="left"/>
-            </w:pPr>
-            <w:r>
-              <w:rPr>
-                <w:rFonts w:ascii="Arial" w:cs="Arial" w:eastAsia="Arial" w:hAnsi="Arial"/>
-                <w:b w:val="false"/>
-                <w:bCs w:val="false"/>
-                <w:color w:val="333333"/>
-                <w:sz w:val="20"/>
-                <w:szCs w:val="20"/>
-              </w:rPr>
-              <w:t xml:space="preserve">Sin fuente sistemática, cada cambio de plazo o condición requiere captura manual</w:t>
-            </w:r>
-          </w:p>
-        </w:tc>
-        <w:tc>
-          <w:tcPr>
-            <w:tcW w:type="dxa" w:w="2200"/>
-            <w:tcBorders>
-              <w:top w:val="single" w:color="CCCCCC" w:sz="1"/>
-              <w:left w:val="single" w:color="CCCCCC" w:sz="1"/>
-              <w:bottom w:val="single" w:color="CCCCCC" w:sz="1"/>
-              <w:right w:val="single" w:color="CCCCCC" w:sz="1"/>
-            </w:tcBorders>
-            <w:tcMar>
-              <w:top w:type="dxa" w:w="80"/>
-              <w:left w:type="dxa" w:w="120"/>
-              <w:bottom w:type="dxa" w:w="80"/>
-              <w:right w:type="dxa" w:w="120"/>
-            </w:tcMar>
-            <w:vAlign w:val="center"/>
-          </w:tcPr>
-          <w:p>
-            <w:pPr>
-              <w:jc w:val="left"/>
-            </w:pPr>
-            <w:r>
-              <w:rPr>
-                <w:rFonts w:ascii="Arial" w:cs="Arial" w:eastAsia="Arial" w:hAnsi="Arial"/>
-                <w:b w:val="false"/>
-                <w:bCs w:val="false"/>
-                <w:color w:val="333333"/>
-                <w:sz w:val="20"/>
-                <w:szCs w:val="20"/>
-              </w:rPr>
-              <w:t xml:space="preserve"/>
-            </w:r>
-          </w:p>
-        </w:tc>
-        <w:tc>
-          <w:tcPr>
-            <w:tcW w:type="dxa" w:w="2360"/>
-            <w:tcBorders>
-              <w:top w:val="single" w:color="CCCCCC" w:sz="1"/>
-              <w:left w:val="single" w:color="CCCCCC" w:sz="1"/>
-              <w:bottom w:val="single" w:color="CCCCCC" w:sz="1"/>
-              <w:right w:val="single" w:color="CCCCCC" w:sz="1"/>
-            </w:tcBorders>
-            <w:tcMar>
-              <w:top w:type="dxa" w:w="80"/>
-              <w:left w:type="dxa" w:w="120"/>
-              <w:bottom w:type="dxa" w:w="80"/>
-              <w:right w:type="dxa" w:w="120"/>
-            </w:tcMar>
-            <w:vAlign w:val="center"/>
-          </w:tcPr>
-          <w:p>
-            <w:pPr>
-              <w:jc w:val="left"/>
-            </w:pPr>
-            <w:r>
-              <w:rPr>
-                <w:rFonts w:ascii="Arial" w:cs="Arial" w:eastAsia="Arial" w:hAnsi="Arial"/>
-                <w:b w:val="false"/>
-                <w:bCs w:val="false"/>
-                <w:color w:val="333333"/>
-                <w:sz w:val="20"/>
-                <w:szCs w:val="20"/>
-              </w:rPr>
-              <w:t xml:space="preserve"/>
-            </w:r>
-          </w:p>
-        </w:tc>
-      </w:tr>
-      <w:tr>
-        <w:tc>
-          <w:tcPr>
-            <w:tcW w:type="dxa" w:w="2200"/>
-            <w:tcBorders>
-              <w:top w:val="single" w:color="CCCCCC" w:sz="1"/>
-              <w:left w:val="single" w:color="CCCCCC" w:sz="1"/>
-              <w:bottom w:val="single" w:color="CCCCCC" w:sz="1"/>
-              <w:right w:val="single" w:color="CCCCCC" w:sz="1"/>
-            </w:tcBorders>
-            <w:tcMar>
-              <w:top w:type="dxa" w:w="80"/>
-              <w:left w:type="dxa" w:w="120"/>
-              <w:bottom w:type="dxa" w:w="80"/>
-              <w:right w:type="dxa" w:w="120"/>
-            </w:tcMar>
-            <w:vAlign w:val="center"/>
-          </w:tcPr>
-          <w:p>
-            <w:pPr>
-              <w:jc w:val="left"/>
-            </w:pPr>
-            <w:r>
-              <w:rPr>
-                <w:rFonts w:ascii="Arial" w:cs="Arial" w:eastAsia="Arial" w:hAnsi="Arial"/>
-                <w:b w:val="false"/>
-                <w:bCs w:val="false"/>
-                <w:color w:val="333333"/>
-                <w:sz w:val="20"/>
-                <w:szCs w:val="20"/>
-              </w:rPr>
-              <w:t xml:space="preserve">Solución</w:t>
-            </w:r>
-          </w:p>
-        </w:tc>
-        <w:tc>
-          <w:tcPr>
-            <w:tcW w:type="dxa" w:w="2600"/>
-            <w:tcBorders>
-              <w:top w:val="single" w:color="CCCCCC" w:sz="1"/>
-              <w:left w:val="single" w:color="CCCCCC" w:sz="1"/>
-              <w:bottom w:val="single" w:color="CCCCCC" w:sz="1"/>
-              <w:right w:val="single" w:color="CCCCCC" w:sz="1"/>
-            </w:tcBorders>
-            <w:tcMar>
-              <w:top w:type="dxa" w:w="80"/>
-              <w:left w:type="dxa" w:w="120"/>
-              <w:bottom w:type="dxa" w:w="80"/>
-              <w:right w:type="dxa" w:w="120"/>
-            </w:tcMar>
-            <w:vAlign w:val="center"/>
-          </w:tcPr>
-          <w:p>
-            <w:pPr>
-              <w:jc w:val="left"/>
-            </w:pPr>
-            <w:r>
-              <w:rPr>
-                <w:rFonts w:ascii="Arial" w:cs="Arial" w:eastAsia="Arial" w:hAnsi="Arial"/>
-                <w:b w:val="false"/>
-                <w:bCs w:val="false"/>
-                <w:color w:val="333333"/>
-                <w:sz w:val="20"/>
-                <w:szCs w:val="20"/>
-              </w:rPr>
-              <w:t xml:space="preserve">Estructurar reglas en BD o JDE y consumir via API</w:t>
+              <w:t xml:space="preserve">Las reglas de negocio ya son funcionales. No requiere API externa adicional.</w:t>
             </w:r>
           </w:p>
         </w:tc>
@@ -17120,7 +16394,7 @@
                 <w:sz w:val="20"/>
                 <w:szCs w:val="20"/>
               </w:rPr>
-              <w:t xml:space="preserve">Nómina, deuda, presupuesto</w:t>
+              <w:t xml:space="preserve">Nómina (TRESS)</w:t>
             </w:r>
           </w:p>
         </w:tc>
@@ -17154,7 +16428,7 @@
                 <w:sz w:val="20"/>
                 <w:szCs w:val="20"/>
               </w:rPr>
-              <w:t xml:space="preserve">No mencionados como dependencia</w:t>
+              <w:t xml:space="preserve">No mencionada como dependencia</w:t>
             </w:r>
           </w:p>
         </w:tc>
@@ -17188,7 +16462,111 @@
                 <w:sz w:val="20"/>
                 <w:szCs w:val="20"/>
               </w:rPr>
-              <w:t xml:space="preserve">El código usa datos mock para estos conceptos. Son necesarios para que la proyección sea precisa.</w:t>
+              <w:t xml:space="preserve">El código usa datos mock. La API ya fue solicitada al sistema TRESS. Es necesaria para que la proyección de egresos sea precisa.</w:t>
+            </w:r>
+          </w:p>
+        </w:tc>
+      </w:tr>
+      <w:tr>
+        <w:tc>
+          <w:tcPr>
+            <w:tcW w:type="dxa" w:w="2800"/>
+            <w:tcBorders>
+              <w:top w:val="single" w:color="CCCCCC" w:sz="1"/>
+              <w:left w:val="single" w:color="CCCCCC" w:sz="1"/>
+              <w:bottom w:val="single" w:color="CCCCCC" w:sz="1"/>
+              <w:right w:val="single" w:color="CCCCCC" w:sz="1"/>
+            </w:tcBorders>
+            <w:tcMar>
+              <w:top w:type="dxa" w:w="80"/>
+              <w:left w:type="dxa" w:w="120"/>
+              <w:bottom w:type="dxa" w:w="80"/>
+              <w:right w:type="dxa" w:w="120"/>
+            </w:tcMar>
+            <w:vAlign w:val="center"/>
+          </w:tcPr>
+          <w:p>
+            <w:pPr>
+              <w:jc w:val="left"/>
+            </w:pPr>
+            <w:r>
+              <w:rPr>
+                <w:rFonts w:ascii="Arial" w:cs="Arial" w:eastAsia="Arial" w:hAnsi="Arial"/>
+                <w:b w:val="false"/>
+                <w:bCs w:val="false"/>
+                <w:color w:val="333333"/>
+                <w:sz w:val="20"/>
+                <w:szCs w:val="20"/>
+              </w:rPr>
+              <w:t xml:space="preserve">Servicio de deuda</w:t>
+            </w:r>
+          </w:p>
+        </w:tc>
+        <w:tc>
+          <w:tcPr>
+            <w:tcW w:type="dxa" w:w="3200"/>
+            <w:tcBorders>
+              <w:top w:val="single" w:color="CCCCCC" w:sz="1"/>
+              <w:left w:val="single" w:color="CCCCCC" w:sz="1"/>
+              <w:bottom w:val="single" w:color="CCCCCC" w:sz="1"/>
+              <w:right w:val="single" w:color="CCCCCC" w:sz="1"/>
+            </w:tcBorders>
+            <w:tcMar>
+              <w:top w:type="dxa" w:w="80"/>
+              <w:left w:type="dxa" w:w="120"/>
+              <w:bottom w:type="dxa" w:w="80"/>
+              <w:right w:type="dxa" w:w="120"/>
+            </w:tcMar>
+            <w:vAlign w:val="center"/>
+          </w:tcPr>
+          <w:p>
+            <w:pPr>
+              <w:jc w:val="left"/>
+            </w:pPr>
+            <w:r>
+              <w:rPr>
+                <w:rFonts w:ascii="Arial" w:cs="Arial" w:eastAsia="Arial" w:hAnsi="Arial"/>
+                <w:b w:val="false"/>
+                <w:bCs w:val="false"/>
+                <w:color w:val="333333"/>
+                <w:sz w:val="20"/>
+                <w:szCs w:val="20"/>
+              </w:rPr>
+              <w:t xml:space="preserve">No mencionado como dependencia</w:t>
+            </w:r>
+          </w:p>
+        </w:tc>
+        <w:tc>
+          <w:tcPr>
+            <w:tcW w:type="dxa" w:w="3360"/>
+            <w:tcBorders>
+              <w:top w:val="single" w:color="CCCCCC" w:sz="1"/>
+              <w:left w:val="single" w:color="CCCCCC" w:sz="1"/>
+              <w:bottom w:val="single" w:color="CCCCCC" w:sz="1"/>
+              <w:right w:val="single" w:color="CCCCCC" w:sz="1"/>
+            </w:tcBorders>
+            <w:tcMar>
+              <w:top w:type="dxa" w:w="80"/>
+              <w:left w:type="dxa" w:w="120"/>
+              <w:bottom w:type="dxa" w:w="80"/>
+              <w:right w:type="dxa" w:w="120"/>
+            </w:tcMar>
+            <w:vAlign w:val="center"/>
+          </w:tcPr>
+          <w:p>
+            <w:pPr>
+              <w:jc w:val="left"/>
+            </w:pPr>
+            <w:r>
+              <w:rPr>
+                <w:rFonts w:ascii="Arial" w:cs="Arial" w:eastAsia="Arial" w:hAnsi="Arial"/>
+                <w:b w:val="false"/>
+                <w:bCs w:val="false"/>
+                <w:color w:val="333333"/>
+                <w:sz w:val="20"/>
+                <w:szCs w:val="20"/>
+              </w:rPr>
+              <w:t xml:space="preserve">El código usa un dato mock de 5.4M. Necesario para distinguir deuda de gastos operativos.</w:t>
             </w:r>
           </w:p>
         </w:tc>
@@ -18246,6 +17624,213 @@
                 <w:sz w:val="20"/>
                 <w:szCs w:val="20"/>
               </w:rPr>
+              <w:t xml:space="preserve">Nómina (TRESS)</w:t>
+            </w:r>
+          </w:p>
+        </w:tc>
+        <w:tc>
+          <w:tcPr>
+            <w:tcW w:type="dxa" w:w="1400"/>
+            <w:tcBorders>
+              <w:top w:val="single" w:color="CCCCCC" w:sz="1"/>
+              <w:left w:val="single" w:color="CCCCCC" w:sz="1"/>
+              <w:bottom w:val="single" w:color="CCCCCC" w:sz="1"/>
+              <w:right w:val="single" w:color="CCCCCC" w:sz="1"/>
+            </w:tcBorders>
+            <w:tcMar>
+              <w:top w:type="dxa" w:w="80"/>
+              <w:left w:type="dxa" w:w="120"/>
+              <w:bottom w:type="dxa" w:w="80"/>
+              <w:right w:type="dxa" w:w="120"/>
+            </w:tcMar>
+            <w:vAlign w:val="center"/>
+          </w:tcPr>
+          <w:p>
+            <w:pPr>
+              <w:jc w:val="left"/>
+            </w:pPr>
+            <w:r>
+              <w:rPr>
+                <w:rFonts w:ascii="Arial" w:cs="Arial" w:eastAsia="Arial" w:hAnsi="Arial"/>
+                <w:b w:val="false"/>
+                <w:bCs w:val="false"/>
+                <w:color w:val="333333"/>
+                <w:sz w:val="20"/>
+                <w:szCs w:val="20"/>
+              </w:rPr>
+              <w:t xml:space="preserve">Alto</w:t>
+            </w:r>
+          </w:p>
+        </w:tc>
+        <w:tc>
+          <w:tcPr>
+            <w:tcW w:type="dxa" w:w="1600"/>
+            <w:tcBorders>
+              <w:top w:val="single" w:color="CCCCCC" w:sz="1"/>
+              <w:left w:val="single" w:color="CCCCCC" w:sz="1"/>
+              <w:bottom w:val="single" w:color="CCCCCC" w:sz="1"/>
+              <w:right w:val="single" w:color="CCCCCC" w:sz="1"/>
+            </w:tcBorders>
+            <w:tcMar>
+              <w:top w:type="dxa" w:w="80"/>
+              <w:left w:type="dxa" w:w="120"/>
+              <w:bottom w:type="dxa" w:w="80"/>
+              <w:right w:type="dxa" w:w="120"/>
+            </w:tcMar>
+            <w:vAlign w:val="center"/>
+          </w:tcPr>
+          <w:p>
+            <w:pPr>
+              <w:jc w:val="left"/>
+            </w:pPr>
+            <w:r>
+              <w:rPr>
+                <w:rFonts w:ascii="Arial" w:cs="Arial" w:eastAsia="Arial" w:hAnsi="Arial"/>
+                <w:b w:val="false"/>
+                <w:bCs w:val="false"/>
+                <w:color w:val="333333"/>
+                <w:sz w:val="20"/>
+                <w:szCs w:val="20"/>
+              </w:rPr>
+              <w:t xml:space="preserve">Media</w:t>
+            </w:r>
+          </w:p>
+        </w:tc>
+        <w:tc>
+          <w:tcPr>
+            <w:tcW w:type="dxa" w:w="1200"/>
+            <w:tcBorders>
+              <w:top w:val="single" w:color="CCCCCC" w:sz="1"/>
+              <w:left w:val="single" w:color="CCCCCC" w:sz="1"/>
+              <w:bottom w:val="single" w:color="CCCCCC" w:sz="1"/>
+              <w:right w:val="single" w:color="CCCCCC" w:sz="1"/>
+            </w:tcBorders>
+            <w:shd w:fill="F8D7DA" w:val="clear"/>
+            <w:tcMar>
+              <w:top w:type="dxa" w:w="80"/>
+              <w:left w:type="dxa" w:w="120"/>
+              <w:bottom w:type="dxa" w:w="80"/>
+              <w:right w:type="dxa" w:w="120"/>
+            </w:tcMar>
+            <w:vAlign w:val="center"/>
+          </w:tcPr>
+          <w:p>
+            <w:pPr>
+              <w:jc w:val="center"/>
+            </w:pPr>
+            <w:r>
+              <w:rPr>
+                <w:rFonts w:ascii="Arial" w:cs="Arial" w:eastAsia="Arial" w:hAnsi="Arial"/>
+                <w:b/>
+                <w:bCs/>
+                <w:color w:val="C0392B"/>
+                <w:sz w:val="20"/>
+                <w:szCs w:val="20"/>
+              </w:rPr>
+              <w:t xml:space="preserve">PENDIENTE</w:t>
+            </w:r>
+          </w:p>
+        </w:tc>
+        <w:tc>
+          <w:tcPr>
+            <w:tcW w:type="dxa" w:w="2160"/>
+            <w:tcBorders>
+              <w:top w:val="single" w:color="CCCCCC" w:sz="1"/>
+              <w:left w:val="single" w:color="CCCCCC" w:sz="1"/>
+              <w:bottom w:val="single" w:color="CCCCCC" w:sz="1"/>
+              <w:right w:val="single" w:color="CCCCCC" w:sz="1"/>
+            </w:tcBorders>
+            <w:tcMar>
+              <w:top w:type="dxa" w:w="80"/>
+              <w:left w:type="dxa" w:w="120"/>
+              <w:bottom w:type="dxa" w:w="80"/>
+              <w:right w:type="dxa" w:w="120"/>
+            </w:tcMar>
+            <w:vAlign w:val="center"/>
+          </w:tcPr>
+          <w:p>
+            <w:pPr>
+              <w:jc w:val="left"/>
+            </w:pPr>
+            <w:r>
+              <w:rPr>
+                <w:rFonts w:ascii="Arial" w:cs="Arial" w:eastAsia="Arial" w:hAnsi="Arial"/>
+                <w:b w:val="false"/>
+                <w:bCs w:val="false"/>
+                <w:color w:val="333333"/>
+                <w:sz w:val="20"/>
+                <w:szCs w:val="20"/>
+              </w:rPr>
+              <w:t xml:space="preserve">API solicitada a TRESS</w:t>
+            </w:r>
+          </w:p>
+        </w:tc>
+      </w:tr>
+      <w:tr>
+        <w:tc>
+          <w:tcPr>
+            <w:tcW w:type="dxa" w:w="600"/>
+            <w:tcBorders>
+              <w:top w:val="single" w:color="CCCCCC" w:sz="1"/>
+              <w:left w:val="single" w:color="CCCCCC" w:sz="1"/>
+              <w:bottom w:val="single" w:color="CCCCCC" w:sz="1"/>
+              <w:right w:val="single" w:color="CCCCCC" w:sz="1"/>
+            </w:tcBorders>
+            <w:tcMar>
+              <w:top w:type="dxa" w:w="80"/>
+              <w:left w:type="dxa" w:w="120"/>
+              <w:bottom w:type="dxa" w:w="80"/>
+              <w:right w:type="dxa" w:w="120"/>
+            </w:tcMar>
+            <w:vAlign w:val="center"/>
+          </w:tcPr>
+          <w:p>
+            <w:pPr>
+              <w:jc w:val="left"/>
+            </w:pPr>
+            <w:r>
+              <w:rPr>
+                <w:rFonts w:ascii="Arial" w:cs="Arial" w:eastAsia="Arial" w:hAnsi="Arial"/>
+                <w:b w:val="false"/>
+                <w:bCs w:val="false"/>
+                <w:color w:val="333333"/>
+                <w:sz w:val="20"/>
+                <w:szCs w:val="20"/>
+              </w:rPr>
+              <w:t xml:space="preserve">5</w:t>
+            </w:r>
+          </w:p>
+        </w:tc>
+        <w:tc>
+          <w:tcPr>
+            <w:tcW w:type="dxa" w:w="2400"/>
+            <w:tcBorders>
+              <w:top w:val="single" w:color="CCCCCC" w:sz="1"/>
+              <w:left w:val="single" w:color="CCCCCC" w:sz="1"/>
+              <w:bottom w:val="single" w:color="CCCCCC" w:sz="1"/>
+              <w:right w:val="single" w:color="CCCCCC" w:sz="1"/>
+            </w:tcBorders>
+            <w:tcMar>
+              <w:top w:type="dxa" w:w="80"/>
+              <w:left w:type="dxa" w:w="120"/>
+              <w:bottom w:type="dxa" w:w="80"/>
+              <w:right w:type="dxa" w:w="120"/>
+            </w:tcMar>
+            <w:vAlign w:val="center"/>
+          </w:tcPr>
+          <w:p>
+            <w:pPr>
+              <w:jc w:val="left"/>
+            </w:pPr>
+            <w:r>
+              <w:rPr>
+                <w:rFonts w:ascii="Arial" w:cs="Arial" w:eastAsia="Arial" w:hAnsi="Arial"/>
+                <w:b w:val="false"/>
+                <w:bCs w:val="false"/>
+                <w:color w:val="333333"/>
+                <w:sz w:val="20"/>
+                <w:szCs w:val="20"/>
+              </w:rPr>
               <w:t xml:space="preserve">Calificación proveedores</w:t>
             </w:r>
           </w:p>
@@ -18281,6 +17866,213 @@
                 <w:szCs w:val="20"/>
               </w:rPr>
               <w:t xml:space="preserve">Alto</w:t>
+            </w:r>
+          </w:p>
+        </w:tc>
+        <w:tc>
+          <w:tcPr>
+            <w:tcW w:type="dxa" w:w="1600"/>
+            <w:tcBorders>
+              <w:top w:val="single" w:color="CCCCCC" w:sz="1"/>
+              <w:left w:val="single" w:color="CCCCCC" w:sz="1"/>
+              <w:bottom w:val="single" w:color="CCCCCC" w:sz="1"/>
+              <w:right w:val="single" w:color="CCCCCC" w:sz="1"/>
+            </w:tcBorders>
+            <w:tcMar>
+              <w:top w:type="dxa" w:w="80"/>
+              <w:left w:type="dxa" w:w="120"/>
+              <w:bottom w:type="dxa" w:w="80"/>
+              <w:right w:type="dxa" w:w="120"/>
+            </w:tcMar>
+            <w:vAlign w:val="center"/>
+          </w:tcPr>
+          <w:p>
+            <w:pPr>
+              <w:jc w:val="left"/>
+            </w:pPr>
+            <w:r>
+              <w:rPr>
+                <w:rFonts w:ascii="Arial" w:cs="Arial" w:eastAsia="Arial" w:hAnsi="Arial"/>
+                <w:b w:val="false"/>
+                <w:bCs w:val="false"/>
+                <w:color w:val="333333"/>
+                <w:sz w:val="20"/>
+                <w:szCs w:val="20"/>
+              </w:rPr>
+              <w:t xml:space="preserve">Baja</w:t>
+            </w:r>
+          </w:p>
+        </w:tc>
+        <w:tc>
+          <w:tcPr>
+            <w:tcW w:type="dxa" w:w="1200"/>
+            <w:tcBorders>
+              <w:top w:val="single" w:color="CCCCCC" w:sz="1"/>
+              <w:left w:val="single" w:color="CCCCCC" w:sz="1"/>
+              <w:bottom w:val="single" w:color="CCCCCC" w:sz="1"/>
+              <w:right w:val="single" w:color="CCCCCC" w:sz="1"/>
+            </w:tcBorders>
+            <w:shd w:fill="FFF3CD" w:val="clear"/>
+            <w:tcMar>
+              <w:top w:type="dxa" w:w="80"/>
+              <w:left w:type="dxa" w:w="120"/>
+              <w:bottom w:type="dxa" w:w="80"/>
+              <w:right w:type="dxa" w:w="120"/>
+            </w:tcMar>
+            <w:vAlign w:val="center"/>
+          </w:tcPr>
+          <w:p>
+            <w:pPr>
+              <w:jc w:val="center"/>
+            </w:pPr>
+            <w:r>
+              <w:rPr>
+                <w:rFonts w:ascii="Arial" w:cs="Arial" w:eastAsia="Arial" w:hAnsi="Arial"/>
+                <w:b/>
+                <w:bCs/>
+                <w:color w:val="856404"/>
+                <w:sz w:val="20"/>
+                <w:szCs w:val="20"/>
+              </w:rPr>
+              <w:t xml:space="preserve">PARCIAL</w:t>
+            </w:r>
+          </w:p>
+        </w:tc>
+        <w:tc>
+          <w:tcPr>
+            <w:tcW w:type="dxa" w:w="2160"/>
+            <w:tcBorders>
+              <w:top w:val="single" w:color="CCCCCC" w:sz="1"/>
+              <w:left w:val="single" w:color="CCCCCC" w:sz="1"/>
+              <w:bottom w:val="single" w:color="CCCCCC" w:sz="1"/>
+              <w:right w:val="single" w:color="CCCCCC" w:sz="1"/>
+            </w:tcBorders>
+            <w:tcMar>
+              <w:top w:type="dxa" w:w="80"/>
+              <w:left w:type="dxa" w:w="120"/>
+              <w:bottom w:type="dxa" w:w="80"/>
+              <w:right w:type="dxa" w:w="120"/>
+            </w:tcMar>
+            <w:vAlign w:val="center"/>
+          </w:tcPr>
+          <w:p>
+            <w:pPr>
+              <w:jc w:val="left"/>
+            </w:pPr>
+            <w:r>
+              <w:rPr>
+                <w:rFonts w:ascii="Arial" w:cs="Arial" w:eastAsia="Arial" w:hAnsi="Arial"/>
+                <w:b w:val="false"/>
+                <w:bCs w:val="false"/>
+                <w:color w:val="333333"/>
+                <w:sz w:val="20"/>
+                <w:szCs w:val="20"/>
+              </w:rPr>
+              <w:t xml:space="preserve">Excel → JDE (en proceso)</w:t>
+            </w:r>
+          </w:p>
+        </w:tc>
+      </w:tr>
+      <w:tr>
+        <w:tc>
+          <w:tcPr>
+            <w:tcW w:type="dxa" w:w="600"/>
+            <w:tcBorders>
+              <w:top w:val="single" w:color="CCCCCC" w:sz="1"/>
+              <w:left w:val="single" w:color="CCCCCC" w:sz="1"/>
+              <w:bottom w:val="single" w:color="CCCCCC" w:sz="1"/>
+              <w:right w:val="single" w:color="CCCCCC" w:sz="1"/>
+            </w:tcBorders>
+            <w:tcMar>
+              <w:top w:type="dxa" w:w="80"/>
+              <w:left w:type="dxa" w:w="120"/>
+              <w:bottom w:type="dxa" w:w="80"/>
+              <w:right w:type="dxa" w:w="120"/>
+            </w:tcMar>
+            <w:vAlign w:val="center"/>
+          </w:tcPr>
+          <w:p>
+            <w:pPr>
+              <w:jc w:val="left"/>
+            </w:pPr>
+            <w:r>
+              <w:rPr>
+                <w:rFonts w:ascii="Arial" w:cs="Arial" w:eastAsia="Arial" w:hAnsi="Arial"/>
+                <w:b w:val="false"/>
+                <w:bCs w:val="false"/>
+                <w:color w:val="333333"/>
+                <w:sz w:val="20"/>
+                <w:szCs w:val="20"/>
+              </w:rPr>
+              <w:t xml:space="preserve">6</w:t>
+            </w:r>
+          </w:p>
+        </w:tc>
+        <w:tc>
+          <w:tcPr>
+            <w:tcW w:type="dxa" w:w="2400"/>
+            <w:tcBorders>
+              <w:top w:val="single" w:color="CCCCCC" w:sz="1"/>
+              <w:left w:val="single" w:color="CCCCCC" w:sz="1"/>
+              <w:bottom w:val="single" w:color="CCCCCC" w:sz="1"/>
+              <w:right w:val="single" w:color="CCCCCC" w:sz="1"/>
+            </w:tcBorders>
+            <w:tcMar>
+              <w:top w:type="dxa" w:w="80"/>
+              <w:left w:type="dxa" w:w="120"/>
+              <w:bottom w:type="dxa" w:w="80"/>
+              <w:right w:type="dxa" w:w="120"/>
+            </w:tcMar>
+            <w:vAlign w:val="center"/>
+          </w:tcPr>
+          <w:p>
+            <w:pPr>
+              <w:jc w:val="left"/>
+            </w:pPr>
+            <w:r>
+              <w:rPr>
+                <w:rFonts w:ascii="Arial" w:cs="Arial" w:eastAsia="Arial" w:hAnsi="Arial"/>
+                <w:b w:val="false"/>
+                <w:bCs w:val="false"/>
+                <w:color w:val="333333"/>
+                <w:sz w:val="20"/>
+                <w:szCs w:val="20"/>
+              </w:rPr>
+              <w:t xml:space="preserve">Servicio de deuda</w:t>
+            </w:r>
+          </w:p>
+        </w:tc>
+        <w:tc>
+          <w:tcPr>
+            <w:tcW w:type="dxa" w:w="1400"/>
+            <w:tcBorders>
+              <w:top w:val="single" w:color="CCCCCC" w:sz="1"/>
+              <w:left w:val="single" w:color="CCCCCC" w:sz="1"/>
+              <w:bottom w:val="single" w:color="CCCCCC" w:sz="1"/>
+              <w:right w:val="single" w:color="CCCCCC" w:sz="1"/>
+            </w:tcBorders>
+            <w:tcMar>
+              <w:top w:type="dxa" w:w="80"/>
+              <w:left w:type="dxa" w:w="120"/>
+              <w:bottom w:type="dxa" w:w="80"/>
+              <w:right w:type="dxa" w:w="120"/>
+            </w:tcMar>
+            <w:vAlign w:val="center"/>
+          </w:tcPr>
+          <w:p>
+            <w:pPr>
+              <w:jc w:val="left"/>
+            </w:pPr>
+            <w:r>
+              <w:rPr>
+                <w:rFonts w:ascii="Arial" w:cs="Arial" w:eastAsia="Arial" w:hAnsi="Arial"/>
+                <w:b w:val="false"/>
+                <w:bCs w:val="false"/>
+                <w:color w:val="333333"/>
+                <w:sz w:val="20"/>
+                <w:szCs w:val="20"/>
+              </w:rPr>
+              <w:t xml:space="preserve">Medio-Alto</w:t>
             </w:r>
           </w:p>
         </w:tc>
@@ -18383,7 +18175,7 @@
                 <w:sz w:val="20"/>
                 <w:szCs w:val="20"/>
               </w:rPr>
-              <w:t xml:space="preserve">Directores de área</w:t>
+              <w:t xml:space="preserve">Finanzas / JDE</w:t>
             </w:r>
           </w:p>
         </w:tc>
@@ -18419,7 +18211,7 @@
                 <w:sz w:val="20"/>
                 <w:szCs w:val="20"/>
               </w:rPr>
-              <w:t xml:space="preserve">5</w:t>
+              <w:t xml:space="preserve">7</w:t>
             </w:r>
           </w:p>
         </w:tc>
@@ -18453,7 +18245,7 @@
                 <w:sz w:val="20"/>
                 <w:szCs w:val="20"/>
               </w:rPr>
-              <w:t xml:space="preserve">Reglas de negocio clientes</w:t>
+              <w:t xml:space="preserve">Impuestos desde JDE</w:t>
             </w:r>
           </w:p>
         </w:tc>
@@ -18487,7 +18279,7 @@
                 <w:sz w:val="20"/>
                 <w:szCs w:val="20"/>
               </w:rPr>
-              <w:t xml:space="preserve">Alto</w:t>
+              <w:t xml:space="preserve">Medio</w:t>
             </w:r>
           </w:p>
         </w:tc>
@@ -18522,6 +18314,213 @@
                 <w:szCs w:val="20"/>
               </w:rPr>
               <w:t xml:space="preserve">Media</w:t>
+            </w:r>
+          </w:p>
+        </w:tc>
+        <w:tc>
+          <w:tcPr>
+            <w:tcW w:type="dxa" w:w="1200"/>
+            <w:tcBorders>
+              <w:top w:val="single" w:color="CCCCCC" w:sz="1"/>
+              <w:left w:val="single" w:color="CCCCCC" w:sz="1"/>
+              <w:bottom w:val="single" w:color="CCCCCC" w:sz="1"/>
+              <w:right w:val="single" w:color="CCCCCC" w:sz="1"/>
+            </w:tcBorders>
+            <w:shd w:fill="FFF3CD" w:val="clear"/>
+            <w:tcMar>
+              <w:top w:type="dxa" w:w="80"/>
+              <w:left w:type="dxa" w:w="120"/>
+              <w:bottom w:type="dxa" w:w="80"/>
+              <w:right w:type="dxa" w:w="120"/>
+            </w:tcMar>
+            <w:vAlign w:val="center"/>
+          </w:tcPr>
+          <w:p>
+            <w:pPr>
+              <w:jc w:val="center"/>
+            </w:pPr>
+            <w:r>
+              <w:rPr>
+                <w:rFonts w:ascii="Arial" w:cs="Arial" w:eastAsia="Arial" w:hAnsi="Arial"/>
+                <w:b/>
+                <w:bCs/>
+                <w:color w:val="856404"/>
+                <w:sz w:val="20"/>
+                <w:szCs w:val="20"/>
+              </w:rPr>
+              <w:t xml:space="preserve">PARCIAL</w:t>
+            </w:r>
+          </w:p>
+        </w:tc>
+        <w:tc>
+          <w:tcPr>
+            <w:tcW w:type="dxa" w:w="2160"/>
+            <w:tcBorders>
+              <w:top w:val="single" w:color="CCCCCC" w:sz="1"/>
+              <w:left w:val="single" w:color="CCCCCC" w:sz="1"/>
+              <w:bottom w:val="single" w:color="CCCCCC" w:sz="1"/>
+              <w:right w:val="single" w:color="CCCCCC" w:sz="1"/>
+            </w:tcBorders>
+            <w:tcMar>
+              <w:top w:type="dxa" w:w="80"/>
+              <w:left w:type="dxa" w:w="120"/>
+              <w:bottom w:type="dxa" w:w="80"/>
+              <w:right w:type="dxa" w:w="120"/>
+            </w:tcMar>
+            <w:vAlign w:val="center"/>
+          </w:tcPr>
+          <w:p>
+            <w:pPr>
+              <w:jc w:val="left"/>
+            </w:pPr>
+            <w:r>
+              <w:rPr>
+                <w:rFonts w:ascii="Arial" w:cs="Arial" w:eastAsia="Arial" w:hAnsi="Arial"/>
+                <w:b w:val="false"/>
+                <w:bCs w:val="false"/>
+                <w:color w:val="333333"/>
+                <w:sz w:val="20"/>
+                <w:szCs w:val="20"/>
+              </w:rPr>
+              <w:t xml:space="preserve">TI</w:t>
+            </w:r>
+          </w:p>
+        </w:tc>
+      </w:tr>
+      <w:tr>
+        <w:tc>
+          <w:tcPr>
+            <w:tcW w:type="dxa" w:w="600"/>
+            <w:tcBorders>
+              <w:top w:val="single" w:color="CCCCCC" w:sz="1"/>
+              <w:left w:val="single" w:color="CCCCCC" w:sz="1"/>
+              <w:bottom w:val="single" w:color="CCCCCC" w:sz="1"/>
+              <w:right w:val="single" w:color="CCCCCC" w:sz="1"/>
+            </w:tcBorders>
+            <w:tcMar>
+              <w:top w:type="dxa" w:w="80"/>
+              <w:left w:type="dxa" w:w="120"/>
+              <w:bottom w:type="dxa" w:w="80"/>
+              <w:right w:type="dxa" w:w="120"/>
+            </w:tcMar>
+            <w:vAlign w:val="center"/>
+          </w:tcPr>
+          <w:p>
+            <w:pPr>
+              <w:jc w:val="left"/>
+            </w:pPr>
+            <w:r>
+              <w:rPr>
+                <w:rFonts w:ascii="Arial" w:cs="Arial" w:eastAsia="Arial" w:hAnsi="Arial"/>
+                <w:b w:val="false"/>
+                <w:bCs w:val="false"/>
+                <w:color w:val="333333"/>
+                <w:sz w:val="20"/>
+                <w:szCs w:val="20"/>
+              </w:rPr>
+              <w:t xml:space="preserve">8</w:t>
+            </w:r>
+          </w:p>
+        </w:tc>
+        <w:tc>
+          <w:tcPr>
+            <w:tcW w:type="dxa" w:w="2400"/>
+            <w:tcBorders>
+              <w:top w:val="single" w:color="CCCCCC" w:sz="1"/>
+              <w:left w:val="single" w:color="CCCCCC" w:sz="1"/>
+              <w:bottom w:val="single" w:color="CCCCCC" w:sz="1"/>
+              <w:right w:val="single" w:color="CCCCCC" w:sz="1"/>
+            </w:tcBorders>
+            <w:tcMar>
+              <w:top w:type="dxa" w:w="80"/>
+              <w:left w:type="dxa" w:w="120"/>
+              <w:bottom w:type="dxa" w:w="80"/>
+              <w:right w:type="dxa" w:w="120"/>
+            </w:tcMar>
+            <w:vAlign w:val="center"/>
+          </w:tcPr>
+          <w:p>
+            <w:pPr>
+              <w:jc w:val="left"/>
+            </w:pPr>
+            <w:r>
+              <w:rPr>
+                <w:rFonts w:ascii="Arial" w:cs="Arial" w:eastAsia="Arial" w:hAnsi="Arial"/>
+                <w:b w:val="false"/>
+                <w:bCs w:val="false"/>
+                <w:color w:val="333333"/>
+                <w:sz w:val="20"/>
+                <w:szCs w:val="20"/>
+              </w:rPr>
+              <w:t xml:space="preserve">Tipo de cambio</w:t>
+            </w:r>
+          </w:p>
+        </w:tc>
+        <w:tc>
+          <w:tcPr>
+            <w:tcW w:type="dxa" w:w="1400"/>
+            <w:tcBorders>
+              <w:top w:val="single" w:color="CCCCCC" w:sz="1"/>
+              <w:left w:val="single" w:color="CCCCCC" w:sz="1"/>
+              <w:bottom w:val="single" w:color="CCCCCC" w:sz="1"/>
+              <w:right w:val="single" w:color="CCCCCC" w:sz="1"/>
+            </w:tcBorders>
+            <w:tcMar>
+              <w:top w:type="dxa" w:w="80"/>
+              <w:left w:type="dxa" w:w="120"/>
+              <w:bottom w:type="dxa" w:w="80"/>
+              <w:right w:type="dxa" w:w="120"/>
+            </w:tcMar>
+            <w:vAlign w:val="center"/>
+          </w:tcPr>
+          <w:p>
+            <w:pPr>
+              <w:jc w:val="left"/>
+            </w:pPr>
+            <w:r>
+              <w:rPr>
+                <w:rFonts w:ascii="Arial" w:cs="Arial" w:eastAsia="Arial" w:hAnsi="Arial"/>
+                <w:b w:val="false"/>
+                <w:bCs w:val="false"/>
+                <w:color w:val="333333"/>
+                <w:sz w:val="20"/>
+                <w:szCs w:val="20"/>
+              </w:rPr>
+              <w:t xml:space="preserve">Medio</w:t>
+            </w:r>
+          </w:p>
+        </w:tc>
+        <w:tc>
+          <w:tcPr>
+            <w:tcW w:type="dxa" w:w="1600"/>
+            <w:tcBorders>
+              <w:top w:val="single" w:color="CCCCCC" w:sz="1"/>
+              <w:left w:val="single" w:color="CCCCCC" w:sz="1"/>
+              <w:bottom w:val="single" w:color="CCCCCC" w:sz="1"/>
+              <w:right w:val="single" w:color="CCCCCC" w:sz="1"/>
+            </w:tcBorders>
+            <w:tcMar>
+              <w:top w:type="dxa" w:w="80"/>
+              <w:left w:type="dxa" w:w="120"/>
+              <w:bottom w:type="dxa" w:w="80"/>
+              <w:right w:type="dxa" w:w="120"/>
+            </w:tcMar>
+            <w:vAlign w:val="center"/>
+          </w:tcPr>
+          <w:p>
+            <w:pPr>
+              <w:jc w:val="left"/>
+            </w:pPr>
+            <w:r>
+              <w:rPr>
+                <w:rFonts w:ascii="Arial" w:cs="Arial" w:eastAsia="Arial" w:hAnsi="Arial"/>
+                <w:b w:val="false"/>
+                <w:bCs w:val="false"/>
+                <w:color w:val="333333"/>
+                <w:sz w:val="20"/>
+                <w:szCs w:val="20"/>
+              </w:rPr>
+              <w:t xml:space="preserve">Baja</w:t>
             </w:r>
           </w:p>
         </w:tc>
@@ -18590,1042 +18589,7 @@
                 <w:sz w:val="20"/>
                 <w:szCs w:val="20"/>
               </w:rPr>
-              <w:t xml:space="preserve">Cobranza + BD</w:t>
-            </w:r>
-          </w:p>
-        </w:tc>
-      </w:tr>
-      <w:tr>
-        <w:tc>
-          <w:tcPr>
-            <w:tcW w:type="dxa" w:w="600"/>
-            <w:tcBorders>
-              <w:top w:val="single" w:color="CCCCCC" w:sz="1"/>
-              <w:left w:val="single" w:color="CCCCCC" w:sz="1"/>
-              <w:bottom w:val="single" w:color="CCCCCC" w:sz="1"/>
-              <w:right w:val="single" w:color="CCCCCC" w:sz="1"/>
-            </w:tcBorders>
-            <w:tcMar>
-              <w:top w:type="dxa" w:w="80"/>
-              <w:left w:type="dxa" w:w="120"/>
-              <w:bottom w:type="dxa" w:w="80"/>
-              <w:right w:type="dxa" w:w="120"/>
-            </w:tcMar>
-            <w:vAlign w:val="center"/>
-          </w:tcPr>
-          <w:p>
-            <w:pPr>
-              <w:jc w:val="left"/>
-            </w:pPr>
-            <w:r>
-              <w:rPr>
-                <w:rFonts w:ascii="Arial" w:cs="Arial" w:eastAsia="Arial" w:hAnsi="Arial"/>
-                <w:b w:val="false"/>
-                <w:bCs w:val="false"/>
-                <w:color w:val="333333"/>
-                <w:sz w:val="20"/>
-                <w:szCs w:val="20"/>
-              </w:rPr>
-              <w:t xml:space="preserve">6</w:t>
-            </w:r>
-          </w:p>
-        </w:tc>
-        <w:tc>
-          <w:tcPr>
-            <w:tcW w:type="dxa" w:w="2400"/>
-            <w:tcBorders>
-              <w:top w:val="single" w:color="CCCCCC" w:sz="1"/>
-              <w:left w:val="single" w:color="CCCCCC" w:sz="1"/>
-              <w:bottom w:val="single" w:color="CCCCCC" w:sz="1"/>
-              <w:right w:val="single" w:color="CCCCCC" w:sz="1"/>
-            </w:tcBorders>
-            <w:tcMar>
-              <w:top w:type="dxa" w:w="80"/>
-              <w:left w:type="dxa" w:w="120"/>
-              <w:bottom w:type="dxa" w:w="80"/>
-              <w:right w:type="dxa" w:w="120"/>
-            </w:tcMar>
-            <w:vAlign w:val="center"/>
-          </w:tcPr>
-          <w:p>
-            <w:pPr>
-              <w:jc w:val="left"/>
-            </w:pPr>
-            <w:r>
-              <w:rPr>
-                <w:rFonts w:ascii="Arial" w:cs="Arial" w:eastAsia="Arial" w:hAnsi="Arial"/>
-                <w:b w:val="false"/>
-                <w:bCs w:val="false"/>
-                <w:color w:val="333333"/>
-                <w:sz w:val="20"/>
-                <w:szCs w:val="20"/>
-              </w:rPr>
-              <w:t xml:space="preserve">Nómina proyectada</w:t>
-            </w:r>
-          </w:p>
-        </w:tc>
-        <w:tc>
-          <w:tcPr>
-            <w:tcW w:type="dxa" w:w="1400"/>
-            <w:tcBorders>
-              <w:top w:val="single" w:color="CCCCCC" w:sz="1"/>
-              <w:left w:val="single" w:color="CCCCCC" w:sz="1"/>
-              <w:bottom w:val="single" w:color="CCCCCC" w:sz="1"/>
-              <w:right w:val="single" w:color="CCCCCC" w:sz="1"/>
-            </w:tcBorders>
-            <w:tcMar>
-              <w:top w:type="dxa" w:w="80"/>
-              <w:left w:type="dxa" w:w="120"/>
-              <w:bottom w:type="dxa" w:w="80"/>
-              <w:right w:type="dxa" w:w="120"/>
-            </w:tcMar>
-            <w:vAlign w:val="center"/>
-          </w:tcPr>
-          <w:p>
-            <w:pPr>
-              <w:jc w:val="left"/>
-            </w:pPr>
-            <w:r>
-              <w:rPr>
-                <w:rFonts w:ascii="Arial" w:cs="Arial" w:eastAsia="Arial" w:hAnsi="Arial"/>
-                <w:b w:val="false"/>
-                <w:bCs w:val="false"/>
-                <w:color w:val="333333"/>
-                <w:sz w:val="20"/>
-                <w:szCs w:val="20"/>
-              </w:rPr>
-              <w:t xml:space="preserve">Alto</w:t>
-            </w:r>
-          </w:p>
-        </w:tc>
-        <w:tc>
-          <w:tcPr>
-            <w:tcW w:type="dxa" w:w="1600"/>
-            <w:tcBorders>
-              <w:top w:val="single" w:color="CCCCCC" w:sz="1"/>
-              <w:left w:val="single" w:color="CCCCCC" w:sz="1"/>
-              <w:bottom w:val="single" w:color="CCCCCC" w:sz="1"/>
-              <w:right w:val="single" w:color="CCCCCC" w:sz="1"/>
-            </w:tcBorders>
-            <w:tcMar>
-              <w:top w:type="dxa" w:w="80"/>
-              <w:left w:type="dxa" w:w="120"/>
-              <w:bottom w:type="dxa" w:w="80"/>
-              <w:right w:type="dxa" w:w="120"/>
-            </w:tcMar>
-            <w:vAlign w:val="center"/>
-          </w:tcPr>
-          <w:p>
-            <w:pPr>
-              <w:jc w:val="left"/>
-            </w:pPr>
-            <w:r>
-              <w:rPr>
-                <w:rFonts w:ascii="Arial" w:cs="Arial" w:eastAsia="Arial" w:hAnsi="Arial"/>
-                <w:b w:val="false"/>
-                <w:bCs w:val="false"/>
-                <w:color w:val="333333"/>
-                <w:sz w:val="20"/>
-                <w:szCs w:val="20"/>
-              </w:rPr>
-              <w:t xml:space="preserve">Baja</w:t>
-            </w:r>
-          </w:p>
-        </w:tc>
-        <w:tc>
-          <w:tcPr>
-            <w:tcW w:type="dxa" w:w="1200"/>
-            <w:tcBorders>
-              <w:top w:val="single" w:color="CCCCCC" w:sz="1"/>
-              <w:left w:val="single" w:color="CCCCCC" w:sz="1"/>
-              <w:bottom w:val="single" w:color="CCCCCC" w:sz="1"/>
-              <w:right w:val="single" w:color="CCCCCC" w:sz="1"/>
-            </w:tcBorders>
-            <w:shd w:fill="D6E8F5" w:val="clear"/>
-            <w:tcMar>
-              <w:top w:type="dxa" w:w="80"/>
-              <w:left w:type="dxa" w:w="120"/>
-              <w:bottom w:type="dxa" w:w="80"/>
-              <w:right w:type="dxa" w:w="120"/>
-            </w:tcMar>
-            <w:vAlign w:val="center"/>
-          </w:tcPr>
-          <w:p>
-            <w:pPr>
-              <w:jc w:val="center"/>
-            </w:pPr>
-            <w:r>
-              <w:rPr>
-                <w:rFonts w:ascii="Arial" w:cs="Arial" w:eastAsia="Arial" w:hAnsi="Arial"/>
-                <w:b/>
-                <w:bCs/>
-                <w:color w:val="2E75B6"/>
-                <w:sz w:val="20"/>
-                <w:szCs w:val="20"/>
-              </w:rPr>
-              <w:t xml:space="preserve">RECOMENDADO</w:t>
-            </w:r>
-          </w:p>
-        </w:tc>
-        <w:tc>
-          <w:tcPr>
-            <w:tcW w:type="dxa" w:w="2160"/>
-            <w:tcBorders>
-              <w:top w:val="single" w:color="CCCCCC" w:sz="1"/>
-              <w:left w:val="single" w:color="CCCCCC" w:sz="1"/>
-              <w:bottom w:val="single" w:color="CCCCCC" w:sz="1"/>
-              <w:right w:val="single" w:color="CCCCCC" w:sz="1"/>
-            </w:tcBorders>
-            <w:tcMar>
-              <w:top w:type="dxa" w:w="80"/>
-              <w:left w:type="dxa" w:w="120"/>
-              <w:bottom w:type="dxa" w:w="80"/>
-              <w:right w:type="dxa" w:w="120"/>
-            </w:tcMar>
-            <w:vAlign w:val="center"/>
-          </w:tcPr>
-          <w:p>
-            <w:pPr>
-              <w:jc w:val="left"/>
-            </w:pPr>
-            <w:r>
-              <w:rPr>
-                <w:rFonts w:ascii="Arial" w:cs="Arial" w:eastAsia="Arial" w:hAnsi="Arial"/>
-                <w:b w:val="false"/>
-                <w:bCs w:val="false"/>
-                <w:color w:val="333333"/>
-                <w:sz w:val="20"/>
-                <w:szCs w:val="20"/>
-              </w:rPr>
-              <w:t xml:space="preserve">RRHH / JDE</w:t>
-            </w:r>
-          </w:p>
-        </w:tc>
-      </w:tr>
-      <w:tr>
-        <w:tc>
-          <w:tcPr>
-            <w:tcW w:type="dxa" w:w="600"/>
-            <w:tcBorders>
-              <w:top w:val="single" w:color="CCCCCC" w:sz="1"/>
-              <w:left w:val="single" w:color="CCCCCC" w:sz="1"/>
-              <w:bottom w:val="single" w:color="CCCCCC" w:sz="1"/>
-              <w:right w:val="single" w:color="CCCCCC" w:sz="1"/>
-            </w:tcBorders>
-            <w:tcMar>
-              <w:top w:type="dxa" w:w="80"/>
-              <w:left w:type="dxa" w:w="120"/>
-              <w:bottom w:type="dxa" w:w="80"/>
-              <w:right w:type="dxa" w:w="120"/>
-            </w:tcMar>
-            <w:vAlign w:val="center"/>
-          </w:tcPr>
-          <w:p>
-            <w:pPr>
-              <w:jc w:val="left"/>
-            </w:pPr>
-            <w:r>
-              <w:rPr>
-                <w:rFonts w:ascii="Arial" w:cs="Arial" w:eastAsia="Arial" w:hAnsi="Arial"/>
-                <w:b w:val="false"/>
-                <w:bCs w:val="false"/>
-                <w:color w:val="333333"/>
-                <w:sz w:val="20"/>
-                <w:szCs w:val="20"/>
-              </w:rPr>
-              <w:t xml:space="preserve">7</w:t>
-            </w:r>
-          </w:p>
-        </w:tc>
-        <w:tc>
-          <w:tcPr>
-            <w:tcW w:type="dxa" w:w="2400"/>
-            <w:tcBorders>
-              <w:top w:val="single" w:color="CCCCCC" w:sz="1"/>
-              <w:left w:val="single" w:color="CCCCCC" w:sz="1"/>
-              <w:bottom w:val="single" w:color="CCCCCC" w:sz="1"/>
-              <w:right w:val="single" w:color="CCCCCC" w:sz="1"/>
-            </w:tcBorders>
-            <w:tcMar>
-              <w:top w:type="dxa" w:w="80"/>
-              <w:left w:type="dxa" w:w="120"/>
-              <w:bottom w:type="dxa" w:w="80"/>
-              <w:right w:type="dxa" w:w="120"/>
-            </w:tcMar>
-            <w:vAlign w:val="center"/>
-          </w:tcPr>
-          <w:p>
-            <w:pPr>
-              <w:jc w:val="left"/>
-            </w:pPr>
-            <w:r>
-              <w:rPr>
-                <w:rFonts w:ascii="Arial" w:cs="Arial" w:eastAsia="Arial" w:hAnsi="Arial"/>
-                <w:b w:val="false"/>
-                <w:bCs w:val="false"/>
-                <w:color w:val="333333"/>
-                <w:sz w:val="20"/>
-                <w:szCs w:val="20"/>
-              </w:rPr>
-              <w:t xml:space="preserve">Servicio de deuda</w:t>
-            </w:r>
-          </w:p>
-        </w:tc>
-        <w:tc>
-          <w:tcPr>
-            <w:tcW w:type="dxa" w:w="1400"/>
-            <w:tcBorders>
-              <w:top w:val="single" w:color="CCCCCC" w:sz="1"/>
-              <w:left w:val="single" w:color="CCCCCC" w:sz="1"/>
-              <w:bottom w:val="single" w:color="CCCCCC" w:sz="1"/>
-              <w:right w:val="single" w:color="CCCCCC" w:sz="1"/>
-            </w:tcBorders>
-            <w:tcMar>
-              <w:top w:type="dxa" w:w="80"/>
-              <w:left w:type="dxa" w:w="120"/>
-              <w:bottom w:type="dxa" w:w="80"/>
-              <w:right w:type="dxa" w:w="120"/>
-            </w:tcMar>
-            <w:vAlign w:val="center"/>
-          </w:tcPr>
-          <w:p>
-            <w:pPr>
-              <w:jc w:val="left"/>
-            </w:pPr>
-            <w:r>
-              <w:rPr>
-                <w:rFonts w:ascii="Arial" w:cs="Arial" w:eastAsia="Arial" w:hAnsi="Arial"/>
-                <w:b w:val="false"/>
-                <w:bCs w:val="false"/>
-                <w:color w:val="333333"/>
-                <w:sz w:val="20"/>
-                <w:szCs w:val="20"/>
-              </w:rPr>
-              <w:t xml:space="preserve">Medio-Alto</w:t>
-            </w:r>
-          </w:p>
-        </w:tc>
-        <w:tc>
-          <w:tcPr>
-            <w:tcW w:type="dxa" w:w="1600"/>
-            <w:tcBorders>
-              <w:top w:val="single" w:color="CCCCCC" w:sz="1"/>
-              <w:left w:val="single" w:color="CCCCCC" w:sz="1"/>
-              <w:bottom w:val="single" w:color="CCCCCC" w:sz="1"/>
-              <w:right w:val="single" w:color="CCCCCC" w:sz="1"/>
-            </w:tcBorders>
-            <w:tcMar>
-              <w:top w:type="dxa" w:w="80"/>
-              <w:left w:type="dxa" w:w="120"/>
-              <w:bottom w:type="dxa" w:w="80"/>
-              <w:right w:type="dxa" w:w="120"/>
-            </w:tcMar>
-            <w:vAlign w:val="center"/>
-          </w:tcPr>
-          <w:p>
-            <w:pPr>
-              <w:jc w:val="left"/>
-            </w:pPr>
-            <w:r>
-              <w:rPr>
-                <w:rFonts w:ascii="Arial" w:cs="Arial" w:eastAsia="Arial" w:hAnsi="Arial"/>
-                <w:b w:val="false"/>
-                <w:bCs w:val="false"/>
-                <w:color w:val="333333"/>
-                <w:sz w:val="20"/>
-                <w:szCs w:val="20"/>
-              </w:rPr>
-              <w:t xml:space="preserve">Baja</w:t>
-            </w:r>
-          </w:p>
-        </w:tc>
-        <w:tc>
-          <w:tcPr>
-            <w:tcW w:type="dxa" w:w="1200"/>
-            <w:tcBorders>
-              <w:top w:val="single" w:color="CCCCCC" w:sz="1"/>
-              <w:left w:val="single" w:color="CCCCCC" w:sz="1"/>
-              <w:bottom w:val="single" w:color="CCCCCC" w:sz="1"/>
-              <w:right w:val="single" w:color="CCCCCC" w:sz="1"/>
-            </w:tcBorders>
-            <w:shd w:fill="D6E8F5" w:val="clear"/>
-            <w:tcMar>
-              <w:top w:type="dxa" w:w="80"/>
-              <w:left w:type="dxa" w:w="120"/>
-              <w:bottom w:type="dxa" w:w="80"/>
-              <w:right w:type="dxa" w:w="120"/>
-            </w:tcMar>
-            <w:vAlign w:val="center"/>
-          </w:tcPr>
-          <w:p>
-            <w:pPr>
-              <w:jc w:val="center"/>
-            </w:pPr>
-            <w:r>
-              <w:rPr>
-                <w:rFonts w:ascii="Arial" w:cs="Arial" w:eastAsia="Arial" w:hAnsi="Arial"/>
-                <w:b/>
-                <w:bCs/>
-                <w:color w:val="2E75B6"/>
-                <w:sz w:val="20"/>
-                <w:szCs w:val="20"/>
-              </w:rPr>
-              <w:t xml:space="preserve">RECOMENDADO</w:t>
-            </w:r>
-          </w:p>
-        </w:tc>
-        <w:tc>
-          <w:tcPr>
-            <w:tcW w:type="dxa" w:w="2160"/>
-            <w:tcBorders>
-              <w:top w:val="single" w:color="CCCCCC" w:sz="1"/>
-              <w:left w:val="single" w:color="CCCCCC" w:sz="1"/>
-              <w:bottom w:val="single" w:color="CCCCCC" w:sz="1"/>
-              <w:right w:val="single" w:color="CCCCCC" w:sz="1"/>
-            </w:tcBorders>
-            <w:tcMar>
-              <w:top w:type="dxa" w:w="80"/>
-              <w:left w:type="dxa" w:w="120"/>
-              <w:bottom w:type="dxa" w:w="80"/>
-              <w:right w:type="dxa" w:w="120"/>
-            </w:tcMar>
-            <w:vAlign w:val="center"/>
-          </w:tcPr>
-          <w:p>
-            <w:pPr>
-              <w:jc w:val="left"/>
-            </w:pPr>
-            <w:r>
-              <w:rPr>
-                <w:rFonts w:ascii="Arial" w:cs="Arial" w:eastAsia="Arial" w:hAnsi="Arial"/>
-                <w:b w:val="false"/>
-                <w:bCs w:val="false"/>
-                <w:color w:val="333333"/>
-                <w:sz w:val="20"/>
-                <w:szCs w:val="20"/>
-              </w:rPr>
-              <w:t xml:space="preserve">Finanzas / JDE</w:t>
-            </w:r>
-          </w:p>
-        </w:tc>
-      </w:tr>
-      <w:tr>
-        <w:tc>
-          <w:tcPr>
-            <w:tcW w:type="dxa" w:w="600"/>
-            <w:tcBorders>
-              <w:top w:val="single" w:color="CCCCCC" w:sz="1"/>
-              <w:left w:val="single" w:color="CCCCCC" w:sz="1"/>
-              <w:bottom w:val="single" w:color="CCCCCC" w:sz="1"/>
-              <w:right w:val="single" w:color="CCCCCC" w:sz="1"/>
-            </w:tcBorders>
-            <w:tcMar>
-              <w:top w:type="dxa" w:w="80"/>
-              <w:left w:type="dxa" w:w="120"/>
-              <w:bottom w:type="dxa" w:w="80"/>
-              <w:right w:type="dxa" w:w="120"/>
-            </w:tcMar>
-            <w:vAlign w:val="center"/>
-          </w:tcPr>
-          <w:p>
-            <w:pPr>
-              <w:jc w:val="left"/>
-            </w:pPr>
-            <w:r>
-              <w:rPr>
-                <w:rFonts w:ascii="Arial" w:cs="Arial" w:eastAsia="Arial" w:hAnsi="Arial"/>
-                <w:b w:val="false"/>
-                <w:bCs w:val="false"/>
-                <w:color w:val="333333"/>
-                <w:sz w:val="20"/>
-                <w:szCs w:val="20"/>
-              </w:rPr>
-              <w:t xml:space="preserve">8</w:t>
-            </w:r>
-          </w:p>
-        </w:tc>
-        <w:tc>
-          <w:tcPr>
-            <w:tcW w:type="dxa" w:w="2400"/>
-            <w:tcBorders>
-              <w:top w:val="single" w:color="CCCCCC" w:sz="1"/>
-              <w:left w:val="single" w:color="CCCCCC" w:sz="1"/>
-              <w:bottom w:val="single" w:color="CCCCCC" w:sz="1"/>
-              <w:right w:val="single" w:color="CCCCCC" w:sz="1"/>
-            </w:tcBorders>
-            <w:tcMar>
-              <w:top w:type="dxa" w:w="80"/>
-              <w:left w:type="dxa" w:w="120"/>
-              <w:bottom w:type="dxa" w:w="80"/>
-              <w:right w:type="dxa" w:w="120"/>
-            </w:tcMar>
-            <w:vAlign w:val="center"/>
-          </w:tcPr>
-          <w:p>
-            <w:pPr>
-              <w:jc w:val="left"/>
-            </w:pPr>
-            <w:r>
-              <w:rPr>
-                <w:rFonts w:ascii="Arial" w:cs="Arial" w:eastAsia="Arial" w:hAnsi="Arial"/>
-                <w:b w:val="false"/>
-                <w:bCs w:val="false"/>
-                <w:color w:val="333333"/>
-                <w:sz w:val="20"/>
-                <w:szCs w:val="20"/>
-              </w:rPr>
-              <w:t xml:space="preserve">Presupuesto desde JDE</w:t>
-            </w:r>
-          </w:p>
-        </w:tc>
-        <w:tc>
-          <w:tcPr>
-            <w:tcW w:type="dxa" w:w="1400"/>
-            <w:tcBorders>
-              <w:top w:val="single" w:color="CCCCCC" w:sz="1"/>
-              <w:left w:val="single" w:color="CCCCCC" w:sz="1"/>
-              <w:bottom w:val="single" w:color="CCCCCC" w:sz="1"/>
-              <w:right w:val="single" w:color="CCCCCC" w:sz="1"/>
-            </w:tcBorders>
-            <w:tcMar>
-              <w:top w:type="dxa" w:w="80"/>
-              <w:left w:type="dxa" w:w="120"/>
-              <w:bottom w:type="dxa" w:w="80"/>
-              <w:right w:type="dxa" w:w="120"/>
-            </w:tcMar>
-            <w:vAlign w:val="center"/>
-          </w:tcPr>
-          <w:p>
-            <w:pPr>
-              <w:jc w:val="left"/>
-            </w:pPr>
-            <w:r>
-              <w:rPr>
-                <w:rFonts w:ascii="Arial" w:cs="Arial" w:eastAsia="Arial" w:hAnsi="Arial"/>
-                <w:b w:val="false"/>
-                <w:bCs w:val="false"/>
-                <w:color w:val="333333"/>
-                <w:sz w:val="20"/>
-                <w:szCs w:val="20"/>
-              </w:rPr>
-              <w:t xml:space="preserve">Medio</w:t>
-            </w:r>
-          </w:p>
-        </w:tc>
-        <w:tc>
-          <w:tcPr>
-            <w:tcW w:type="dxa" w:w="1600"/>
-            <w:tcBorders>
-              <w:top w:val="single" w:color="CCCCCC" w:sz="1"/>
-              <w:left w:val="single" w:color="CCCCCC" w:sz="1"/>
-              <w:bottom w:val="single" w:color="CCCCCC" w:sz="1"/>
-              <w:right w:val="single" w:color="CCCCCC" w:sz="1"/>
-            </w:tcBorders>
-            <w:tcMar>
-              <w:top w:type="dxa" w:w="80"/>
-              <w:left w:type="dxa" w:w="120"/>
-              <w:bottom w:type="dxa" w:w="80"/>
-              <w:right w:type="dxa" w:w="120"/>
-            </w:tcMar>
-            <w:vAlign w:val="center"/>
-          </w:tcPr>
-          <w:p>
-            <w:pPr>
-              <w:jc w:val="left"/>
-            </w:pPr>
-            <w:r>
-              <w:rPr>
-                <w:rFonts w:ascii="Arial" w:cs="Arial" w:eastAsia="Arial" w:hAnsi="Arial"/>
-                <w:b w:val="false"/>
-                <w:bCs w:val="false"/>
-                <w:color w:val="333333"/>
-                <w:sz w:val="20"/>
-                <w:szCs w:val="20"/>
-              </w:rPr>
-              <w:t xml:space="preserve">Baja</w:t>
-            </w:r>
-          </w:p>
-        </w:tc>
-        <w:tc>
-          <w:tcPr>
-            <w:tcW w:type="dxa" w:w="1200"/>
-            <w:tcBorders>
-              <w:top w:val="single" w:color="CCCCCC" w:sz="1"/>
-              <w:left w:val="single" w:color="CCCCCC" w:sz="1"/>
-              <w:bottom w:val="single" w:color="CCCCCC" w:sz="1"/>
-              <w:right w:val="single" w:color="CCCCCC" w:sz="1"/>
-            </w:tcBorders>
-            <w:shd w:fill="D6E8F5" w:val="clear"/>
-            <w:tcMar>
-              <w:top w:type="dxa" w:w="80"/>
-              <w:left w:type="dxa" w:w="120"/>
-              <w:bottom w:type="dxa" w:w="80"/>
-              <w:right w:type="dxa" w:w="120"/>
-            </w:tcMar>
-            <w:vAlign w:val="center"/>
-          </w:tcPr>
-          <w:p>
-            <w:pPr>
-              <w:jc w:val="center"/>
-            </w:pPr>
-            <w:r>
-              <w:rPr>
-                <w:rFonts w:ascii="Arial" w:cs="Arial" w:eastAsia="Arial" w:hAnsi="Arial"/>
-                <w:b/>
-                <w:bCs/>
-                <w:color w:val="2E75B6"/>
-                <w:sz w:val="20"/>
-                <w:szCs w:val="20"/>
-              </w:rPr>
-              <w:t xml:space="preserve">RECOMENDADO</w:t>
-            </w:r>
-          </w:p>
-        </w:tc>
-        <w:tc>
-          <w:tcPr>
-            <w:tcW w:type="dxa" w:w="2160"/>
-            <w:tcBorders>
-              <w:top w:val="single" w:color="CCCCCC" w:sz="1"/>
-              <w:left w:val="single" w:color="CCCCCC" w:sz="1"/>
-              <w:bottom w:val="single" w:color="CCCCCC" w:sz="1"/>
-              <w:right w:val="single" w:color="CCCCCC" w:sz="1"/>
-            </w:tcBorders>
-            <w:tcMar>
-              <w:top w:type="dxa" w:w="80"/>
-              <w:left w:type="dxa" w:w="120"/>
-              <w:bottom w:type="dxa" w:w="80"/>
-              <w:right w:type="dxa" w:w="120"/>
-            </w:tcMar>
-            <w:vAlign w:val="center"/>
-          </w:tcPr>
-          <w:p>
-            <w:pPr>
-              <w:jc w:val="left"/>
-            </w:pPr>
-            <w:r>
-              <w:rPr>
-                <w:rFonts w:ascii="Arial" w:cs="Arial" w:eastAsia="Arial" w:hAnsi="Arial"/>
-                <w:b w:val="false"/>
-                <w:bCs w:val="false"/>
-                <w:color w:val="333333"/>
-                <w:sz w:val="20"/>
-                <w:szCs w:val="20"/>
-              </w:rPr>
-              <w:t xml:space="preserve">Finanzas / JDE</w:t>
-            </w:r>
-          </w:p>
-        </w:tc>
-      </w:tr>
-      <w:tr>
-        <w:tc>
-          <w:tcPr>
-            <w:tcW w:type="dxa" w:w="600"/>
-            <w:tcBorders>
-              <w:top w:val="single" w:color="CCCCCC" w:sz="1"/>
-              <w:left w:val="single" w:color="CCCCCC" w:sz="1"/>
-              <w:bottom w:val="single" w:color="CCCCCC" w:sz="1"/>
-              <w:right w:val="single" w:color="CCCCCC" w:sz="1"/>
-            </w:tcBorders>
-            <w:tcMar>
-              <w:top w:type="dxa" w:w="80"/>
-              <w:left w:type="dxa" w:w="120"/>
-              <w:bottom w:type="dxa" w:w="80"/>
-              <w:right w:type="dxa" w:w="120"/>
-            </w:tcMar>
-            <w:vAlign w:val="center"/>
-          </w:tcPr>
-          <w:p>
-            <w:pPr>
-              <w:jc w:val="left"/>
-            </w:pPr>
-            <w:r>
-              <w:rPr>
-                <w:rFonts w:ascii="Arial" w:cs="Arial" w:eastAsia="Arial" w:hAnsi="Arial"/>
-                <w:b w:val="false"/>
-                <w:bCs w:val="false"/>
-                <w:color w:val="333333"/>
-                <w:sz w:val="20"/>
-                <w:szCs w:val="20"/>
-              </w:rPr>
-              <w:t xml:space="preserve">9</w:t>
-            </w:r>
-          </w:p>
-        </w:tc>
-        <w:tc>
-          <w:tcPr>
-            <w:tcW w:type="dxa" w:w="2400"/>
-            <w:tcBorders>
-              <w:top w:val="single" w:color="CCCCCC" w:sz="1"/>
-              <w:left w:val="single" w:color="CCCCCC" w:sz="1"/>
-              <w:bottom w:val="single" w:color="CCCCCC" w:sz="1"/>
-              <w:right w:val="single" w:color="CCCCCC" w:sz="1"/>
-            </w:tcBorders>
-            <w:tcMar>
-              <w:top w:type="dxa" w:w="80"/>
-              <w:left w:type="dxa" w:w="120"/>
-              <w:bottom w:type="dxa" w:w="80"/>
-              <w:right w:type="dxa" w:w="120"/>
-            </w:tcMar>
-            <w:vAlign w:val="center"/>
-          </w:tcPr>
-          <w:p>
-            <w:pPr>
-              <w:jc w:val="left"/>
-            </w:pPr>
-            <w:r>
-              <w:rPr>
-                <w:rFonts w:ascii="Arial" w:cs="Arial" w:eastAsia="Arial" w:hAnsi="Arial"/>
-                <w:b w:val="false"/>
-                <w:bCs w:val="false"/>
-                <w:color w:val="333333"/>
-                <w:sz w:val="20"/>
-                <w:szCs w:val="20"/>
-              </w:rPr>
-              <w:t xml:space="preserve">Tipo de cambio</w:t>
-            </w:r>
-          </w:p>
-        </w:tc>
-        <w:tc>
-          <w:tcPr>
-            <w:tcW w:type="dxa" w:w="1400"/>
-            <w:tcBorders>
-              <w:top w:val="single" w:color="CCCCCC" w:sz="1"/>
-              <w:left w:val="single" w:color="CCCCCC" w:sz="1"/>
-              <w:bottom w:val="single" w:color="CCCCCC" w:sz="1"/>
-              <w:right w:val="single" w:color="CCCCCC" w:sz="1"/>
-            </w:tcBorders>
-            <w:tcMar>
-              <w:top w:type="dxa" w:w="80"/>
-              <w:left w:type="dxa" w:w="120"/>
-              <w:bottom w:type="dxa" w:w="80"/>
-              <w:right w:type="dxa" w:w="120"/>
-            </w:tcMar>
-            <w:vAlign w:val="center"/>
-          </w:tcPr>
-          <w:p>
-            <w:pPr>
-              <w:jc w:val="left"/>
-            </w:pPr>
-            <w:r>
-              <w:rPr>
-                <w:rFonts w:ascii="Arial" w:cs="Arial" w:eastAsia="Arial" w:hAnsi="Arial"/>
-                <w:b w:val="false"/>
-                <w:bCs w:val="false"/>
-                <w:color w:val="333333"/>
-                <w:sz w:val="20"/>
-                <w:szCs w:val="20"/>
-              </w:rPr>
-              <w:t xml:space="preserve">Medio</w:t>
-            </w:r>
-          </w:p>
-        </w:tc>
-        <w:tc>
-          <w:tcPr>
-            <w:tcW w:type="dxa" w:w="1600"/>
-            <w:tcBorders>
-              <w:top w:val="single" w:color="CCCCCC" w:sz="1"/>
-              <w:left w:val="single" w:color="CCCCCC" w:sz="1"/>
-              <w:bottom w:val="single" w:color="CCCCCC" w:sz="1"/>
-              <w:right w:val="single" w:color="CCCCCC" w:sz="1"/>
-            </w:tcBorders>
-            <w:tcMar>
-              <w:top w:type="dxa" w:w="80"/>
-              <w:left w:type="dxa" w:w="120"/>
-              <w:bottom w:type="dxa" w:w="80"/>
-              <w:right w:type="dxa" w:w="120"/>
-            </w:tcMar>
-            <w:vAlign w:val="center"/>
-          </w:tcPr>
-          <w:p>
-            <w:pPr>
-              <w:jc w:val="left"/>
-            </w:pPr>
-            <w:r>
-              <w:rPr>
-                <w:rFonts w:ascii="Arial" w:cs="Arial" w:eastAsia="Arial" w:hAnsi="Arial"/>
-                <w:b w:val="false"/>
-                <w:bCs w:val="false"/>
-                <w:color w:val="333333"/>
-                <w:sz w:val="20"/>
-                <w:szCs w:val="20"/>
-              </w:rPr>
-              <w:t xml:space="preserve">Baja</w:t>
-            </w:r>
-          </w:p>
-        </w:tc>
-        <w:tc>
-          <w:tcPr>
-            <w:tcW w:type="dxa" w:w="1200"/>
-            <w:tcBorders>
-              <w:top w:val="single" w:color="CCCCCC" w:sz="1"/>
-              <w:left w:val="single" w:color="CCCCCC" w:sz="1"/>
-              <w:bottom w:val="single" w:color="CCCCCC" w:sz="1"/>
-              <w:right w:val="single" w:color="CCCCCC" w:sz="1"/>
-            </w:tcBorders>
-            <w:shd w:fill="D6E8F5" w:val="clear"/>
-            <w:tcMar>
-              <w:top w:type="dxa" w:w="80"/>
-              <w:left w:type="dxa" w:w="120"/>
-              <w:bottom w:type="dxa" w:w="80"/>
-              <w:right w:type="dxa" w:w="120"/>
-            </w:tcMar>
-            <w:vAlign w:val="center"/>
-          </w:tcPr>
-          <w:p>
-            <w:pPr>
-              <w:jc w:val="center"/>
-            </w:pPr>
-            <w:r>
-              <w:rPr>
-                <w:rFonts w:ascii="Arial" w:cs="Arial" w:eastAsia="Arial" w:hAnsi="Arial"/>
-                <w:b/>
-                <w:bCs/>
-                <w:color w:val="2E75B6"/>
-                <w:sz w:val="20"/>
-                <w:szCs w:val="20"/>
-              </w:rPr>
-              <w:t xml:space="preserve">RECOMENDADO</w:t>
-            </w:r>
-          </w:p>
-        </w:tc>
-        <w:tc>
-          <w:tcPr>
-            <w:tcW w:type="dxa" w:w="2160"/>
-            <w:tcBorders>
-              <w:top w:val="single" w:color="CCCCCC" w:sz="1"/>
-              <w:left w:val="single" w:color="CCCCCC" w:sz="1"/>
-              <w:bottom w:val="single" w:color="CCCCCC" w:sz="1"/>
-              <w:right w:val="single" w:color="CCCCCC" w:sz="1"/>
-            </w:tcBorders>
-            <w:tcMar>
-              <w:top w:type="dxa" w:w="80"/>
-              <w:left w:type="dxa" w:w="120"/>
-              <w:bottom w:type="dxa" w:w="80"/>
-              <w:right w:type="dxa" w:w="120"/>
-            </w:tcMar>
-            <w:vAlign w:val="center"/>
-          </w:tcPr>
-          <w:p>
-            <w:pPr>
-              <w:jc w:val="left"/>
-            </w:pPr>
-            <w:r>
-              <w:rPr>
-                <w:rFonts w:ascii="Arial" w:cs="Arial" w:eastAsia="Arial" w:hAnsi="Arial"/>
-                <w:b w:val="false"/>
-                <w:bCs w:val="false"/>
-                <w:color w:val="333333"/>
-                <w:sz w:val="20"/>
-                <w:szCs w:val="20"/>
-              </w:rPr>
               <w:t xml:space="preserve">Banxico / JDE</w:t>
-            </w:r>
-          </w:p>
-        </w:tc>
-      </w:tr>
-      <w:tr>
-        <w:tc>
-          <w:tcPr>
-            <w:tcW w:type="dxa" w:w="600"/>
-            <w:tcBorders>
-              <w:top w:val="single" w:color="CCCCCC" w:sz="1"/>
-              <w:left w:val="single" w:color="CCCCCC" w:sz="1"/>
-              <w:bottom w:val="single" w:color="CCCCCC" w:sz="1"/>
-              <w:right w:val="single" w:color="CCCCCC" w:sz="1"/>
-            </w:tcBorders>
-            <w:tcMar>
-              <w:top w:type="dxa" w:w="80"/>
-              <w:left w:type="dxa" w:w="120"/>
-              <w:bottom w:type="dxa" w:w="80"/>
-              <w:right w:type="dxa" w:w="120"/>
-            </w:tcMar>
-            <w:vAlign w:val="center"/>
-          </w:tcPr>
-          <w:p>
-            <w:pPr>
-              <w:jc w:val="left"/>
-            </w:pPr>
-            <w:r>
-              <w:rPr>
-                <w:rFonts w:ascii="Arial" w:cs="Arial" w:eastAsia="Arial" w:hAnsi="Arial"/>
-                <w:b w:val="false"/>
-                <w:bCs w:val="false"/>
-                <w:color w:val="333333"/>
-                <w:sz w:val="20"/>
-                <w:szCs w:val="20"/>
-              </w:rPr>
-              <w:t xml:space="preserve">10</w:t>
-            </w:r>
-          </w:p>
-        </w:tc>
-        <w:tc>
-          <w:tcPr>
-            <w:tcW w:type="dxa" w:w="2400"/>
-            <w:tcBorders>
-              <w:top w:val="single" w:color="CCCCCC" w:sz="1"/>
-              <w:left w:val="single" w:color="CCCCCC" w:sz="1"/>
-              <w:bottom w:val="single" w:color="CCCCCC" w:sz="1"/>
-              <w:right w:val="single" w:color="CCCCCC" w:sz="1"/>
-            </w:tcBorders>
-            <w:tcMar>
-              <w:top w:type="dxa" w:w="80"/>
-              <w:left w:type="dxa" w:w="120"/>
-              <w:bottom w:type="dxa" w:w="80"/>
-              <w:right w:type="dxa" w:w="120"/>
-            </w:tcMar>
-            <w:vAlign w:val="center"/>
-          </w:tcPr>
-          <w:p>
-            <w:pPr>
-              <w:jc w:val="left"/>
-            </w:pPr>
-            <w:r>
-              <w:rPr>
-                <w:rFonts w:ascii="Arial" w:cs="Arial" w:eastAsia="Arial" w:hAnsi="Arial"/>
-                <w:b w:val="false"/>
-                <w:bCs w:val="false"/>
-                <w:color w:val="333333"/>
-                <w:sz w:val="20"/>
-                <w:szCs w:val="20"/>
-              </w:rPr>
-              <w:t xml:space="preserve">Impuestos desde JDE</w:t>
-            </w:r>
-          </w:p>
-        </w:tc>
-        <w:tc>
-          <w:tcPr>
-            <w:tcW w:type="dxa" w:w="1400"/>
-            <w:tcBorders>
-              <w:top w:val="single" w:color="CCCCCC" w:sz="1"/>
-              <w:left w:val="single" w:color="CCCCCC" w:sz="1"/>
-              <w:bottom w:val="single" w:color="CCCCCC" w:sz="1"/>
-              <w:right w:val="single" w:color="CCCCCC" w:sz="1"/>
-            </w:tcBorders>
-            <w:tcMar>
-              <w:top w:type="dxa" w:w="80"/>
-              <w:left w:type="dxa" w:w="120"/>
-              <w:bottom w:type="dxa" w:w="80"/>
-              <w:right w:type="dxa" w:w="120"/>
-            </w:tcMar>
-            <w:vAlign w:val="center"/>
-          </w:tcPr>
-          <w:p>
-            <w:pPr>
-              <w:jc w:val="left"/>
-            </w:pPr>
-            <w:r>
-              <w:rPr>
-                <w:rFonts w:ascii="Arial" w:cs="Arial" w:eastAsia="Arial" w:hAnsi="Arial"/>
-                <w:b w:val="false"/>
-                <w:bCs w:val="false"/>
-                <w:color w:val="333333"/>
-                <w:sz w:val="20"/>
-                <w:szCs w:val="20"/>
-              </w:rPr>
-              <w:t xml:space="preserve">Medio</w:t>
-            </w:r>
-          </w:p>
-        </w:tc>
-        <w:tc>
-          <w:tcPr>
-            <w:tcW w:type="dxa" w:w="1600"/>
-            <w:tcBorders>
-              <w:top w:val="single" w:color="CCCCCC" w:sz="1"/>
-              <w:left w:val="single" w:color="CCCCCC" w:sz="1"/>
-              <w:bottom w:val="single" w:color="CCCCCC" w:sz="1"/>
-              <w:right w:val="single" w:color="CCCCCC" w:sz="1"/>
-            </w:tcBorders>
-            <w:tcMar>
-              <w:top w:type="dxa" w:w="80"/>
-              <w:left w:type="dxa" w:w="120"/>
-              <w:bottom w:type="dxa" w:w="80"/>
-              <w:right w:type="dxa" w:w="120"/>
-            </w:tcMar>
-            <w:vAlign w:val="center"/>
-          </w:tcPr>
-          <w:p>
-            <w:pPr>
-              <w:jc w:val="left"/>
-            </w:pPr>
-            <w:r>
-              <w:rPr>
-                <w:rFonts w:ascii="Arial" w:cs="Arial" w:eastAsia="Arial" w:hAnsi="Arial"/>
-                <w:b w:val="false"/>
-                <w:bCs w:val="false"/>
-                <w:color w:val="333333"/>
-                <w:sz w:val="20"/>
-                <w:szCs w:val="20"/>
-              </w:rPr>
-              <w:t xml:space="preserve">Media</w:t>
-            </w:r>
-          </w:p>
-        </w:tc>
-        <w:tc>
-          <w:tcPr>
-            <w:tcW w:type="dxa" w:w="1200"/>
-            <w:tcBorders>
-              <w:top w:val="single" w:color="CCCCCC" w:sz="1"/>
-              <w:left w:val="single" w:color="CCCCCC" w:sz="1"/>
-              <w:bottom w:val="single" w:color="CCCCCC" w:sz="1"/>
-              <w:right w:val="single" w:color="CCCCCC" w:sz="1"/>
-            </w:tcBorders>
-            <w:shd w:fill="FFF3CD" w:val="clear"/>
-            <w:tcMar>
-              <w:top w:type="dxa" w:w="80"/>
-              <w:left w:type="dxa" w:w="120"/>
-              <w:bottom w:type="dxa" w:w="80"/>
-              <w:right w:type="dxa" w:w="120"/>
-            </w:tcMar>
-            <w:vAlign w:val="center"/>
-          </w:tcPr>
-          <w:p>
-            <w:pPr>
-              <w:jc w:val="center"/>
-            </w:pPr>
-            <w:r>
-              <w:rPr>
-                <w:rFonts w:ascii="Arial" w:cs="Arial" w:eastAsia="Arial" w:hAnsi="Arial"/>
-                <w:b/>
-                <w:bCs/>
-                <w:color w:val="856404"/>
-                <w:sz w:val="20"/>
-                <w:szCs w:val="20"/>
-              </w:rPr>
-              <w:t xml:space="preserve">PARCIAL</w:t>
-            </w:r>
-          </w:p>
-        </w:tc>
-        <w:tc>
-          <w:tcPr>
-            <w:tcW w:type="dxa" w:w="2160"/>
-            <w:tcBorders>
-              <w:top w:val="single" w:color="CCCCCC" w:sz="1"/>
-              <w:left w:val="single" w:color="CCCCCC" w:sz="1"/>
-              <w:bottom w:val="single" w:color="CCCCCC" w:sz="1"/>
-              <w:right w:val="single" w:color="CCCCCC" w:sz="1"/>
-            </w:tcBorders>
-            <w:tcMar>
-              <w:top w:type="dxa" w:w="80"/>
-              <w:left w:type="dxa" w:w="120"/>
-              <w:bottom w:type="dxa" w:w="80"/>
-              <w:right w:type="dxa" w:w="120"/>
-            </w:tcMar>
-            <w:vAlign w:val="center"/>
-          </w:tcPr>
-          <w:p>
-            <w:pPr>
-              <w:jc w:val="left"/>
-            </w:pPr>
-            <w:r>
-              <w:rPr>
-                <w:rFonts w:ascii="Arial" w:cs="Arial" w:eastAsia="Arial" w:hAnsi="Arial"/>
-                <w:b w:val="false"/>
-                <w:bCs w:val="false"/>
-                <w:color w:val="333333"/>
-                <w:sz w:val="20"/>
-                <w:szCs w:val="20"/>
-              </w:rPr>
-              <w:t xml:space="preserve">TI</w:t>
             </w:r>
           </w:p>
         </w:tc>
@@ -19863,7 +18827,7 @@
           <w:sz w:val="22"/>
           <w:szCs w:val="22"/>
         </w:rPr>
-        <w:t xml:space="preserve">Evaluar con RRHH/Finanzas la viabilidad de exponer nómina proyectada y servicio de deuda via JDE.</w:t>
+        <w:t xml:space="preserve">Dar seguimiento a la solicitud de API de nómina con el equipo de TRESS y evaluar endpoint de servicio de deuda con Finanzas.</w:t>
       </w:r>
     </w:p>
     <w:p>
@@ -20045,11 +19009,6 @@
         <w:szCs w:val="16"/>
       </w:rPr>
       <w:t xml:space="preserve">GRUPO SENDA | Senda Midas — Mapeo de APIs</w:t>
-    </w:r>
-    <w:r>
-      <w:r>
-        <w:t xml:space="preserve">	</w:t>
-      </w:r>
     </w:r>
   </w:p>
 </w:hdr>
